--- a/notes/Notizen_Promptinjection.docx
+++ b/notes/Notizen_Promptinjection.docx
@@ -1,6 +1,6 @@
 
 <file path=word/document.xml><?xml version="1.0" encoding="utf-8"?>
-<w:document xmlns:wpc="http://schemas.microsoft.com/office/word/2010/wordprocessingCanvas" xmlns:cx="http://schemas.microsoft.com/office/drawing/2014/chartex" xmlns:cx1="http://schemas.microsoft.com/office/drawing/2015/9/8/chartex" xmlns:cx2="http://schemas.microsoft.com/office/drawing/2015/10/21/chartex" xmlns:cx3="http://schemas.microsoft.com/office/drawing/2016/5/9/chartex" xmlns:cx4="http://schemas.microsoft.com/office/drawing/2016/5/10/chartex" xmlns:cx5="http://schemas.microsoft.com/office/drawing/2016/5/11/chartex" xmlns:cx6="http://schemas.microsoft.com/office/drawing/2016/5/12/chartex" xmlns:cx7="http://schemas.microsoft.com/office/drawing/2016/5/13/chartex" xmlns:cx8="http://schemas.microsoft.com/office/drawing/2016/5/14/chartex" xmlns:mc="http://schemas.openxmlformats.org/markup-compatibility/2006" xmlns:aink="http://schemas.microsoft.com/office/drawing/2016/ink" xmlns:am3d="http://schemas.microsoft.com/office/drawing/2017/model3d" xmlns:o="urn:schemas-microsoft-com:office:office" xmlns:oel="http://schemas.microsoft.com/office/2019/extlst" xmlns:r="http://schemas.openxmlformats.org/officeDocument/2006/relationships" xmlns:m="http://schemas.openxmlformats.org/officeDocument/2006/math" xmlns:v="urn:schemas-microsoft-com:vml" xmlns:wp14="http://schemas.microsoft.com/office/word/2010/wordprocessingDrawing" xmlns:wp="http://schemas.openxmlformats.org/drawingml/2006/wordprocessingDrawing" xmlns:w10="urn:schemas-microsoft-com:office:word" xmlns:w="http://schemas.openxmlformats.org/wordprocessingml/2006/main" xmlns:w14="http://schemas.microsoft.com/office/word/2010/wordml" xmlns:w15="http://schemas.microsoft.com/office/word/2012/wordml" xmlns:w16cex="http://schemas.microsoft.com/office/word/2018/wordml/cex" xmlns:w16cid="http://schemas.microsoft.com/office/word/2016/wordml/cid" xmlns:w16="http://schemas.microsoft.com/office/word/2018/wordml" xmlns:w16du="http://schemas.microsoft.com/office/word/2023/wordml/word16du" xmlns:w16sdtdh="http://schemas.microsoft.com/office/word/2020/wordml/sdtdatahash" xmlns:w16sdtfl="http://schemas.microsoft.com/office/word/2024/wordml/sdtformatlock" xmlns:w16se="http://schemas.microsoft.com/office/word/2015/wordml/symex" xmlns:wpg="http://schemas.microsoft.com/office/word/2010/wordprocessingGroup" xmlns:wpi="http://schemas.microsoft.com/office/word/2010/wordprocessingInk" xmlns:wne="http://schemas.microsoft.com/office/word/2006/wordml" xmlns:wps="http://schemas.microsoft.com/office/word/2010/wordprocessingShape" mc:Ignorable="w14 w15 w16se w16cid w16 w16cex w16sdtdh w16sdtfl w16du wp14">
+<w:document xmlns:wpc="http://schemas.microsoft.com/office/word/2010/wordprocessingCanvas" xmlns:cx="http://schemas.microsoft.com/office/drawing/2014/chartex" xmlns:cx1="http://schemas.microsoft.com/office/drawing/2015/9/8/chartex" xmlns:cx2="http://schemas.microsoft.com/office/drawing/2015/10/21/chartex" xmlns:cx3="http://schemas.microsoft.com/office/drawing/2016/5/9/chartex" xmlns:cx4="http://schemas.microsoft.com/office/drawing/2016/5/10/chartex" xmlns:cx5="http://schemas.microsoft.com/office/drawing/2016/5/11/chartex" xmlns:cx6="http://schemas.microsoft.com/office/drawing/2016/5/12/chartex" xmlns:cx7="http://schemas.microsoft.com/office/drawing/2016/5/13/chartex" xmlns:cx8="http://schemas.microsoft.com/office/drawing/2016/5/14/chartex" xmlns:mc="http://schemas.openxmlformats.org/markup-compatibility/2006" xmlns:aink="http://schemas.microsoft.com/office/drawing/2016/ink" xmlns:am3d="http://schemas.microsoft.com/office/drawing/2017/model3d" xmlns:o="urn:schemas-microsoft-com:office:office" xmlns:oel="http://schemas.microsoft.com/office/2019/extlst" xmlns:r="http://schemas.openxmlformats.org/officeDocument/2006/relationships" xmlns:m="http://schemas.openxmlformats.org/officeDocument/2006/math" xmlns:v="urn:schemas-microsoft-com:vml" xmlns:wp14="http://schemas.microsoft.com/office/word/2010/wordprocessingDrawing" xmlns:wp="http://schemas.openxmlformats.org/drawingml/2006/wordprocessingDrawing" xmlns:w10="urn:schemas-microsoft-com:office:word" xmlns:w="http://schemas.openxmlformats.org/wordprocessingml/2006/main" xmlns:w14="http://schemas.microsoft.com/office/word/2010/wordml" xmlns:w15="http://schemas.microsoft.com/office/word/2012/wordml" xmlns:w16cei="http://schemas.microsoft.com/office/word/2026/wordml/cei" xmlns:w16cex="http://schemas.microsoft.com/office/word/2018/wordml/cex" xmlns:w16cid="http://schemas.microsoft.com/office/word/2016/wordml/cid" xmlns:w16="http://schemas.microsoft.com/office/word/2018/wordml" xmlns:w16du="http://schemas.microsoft.com/office/word/2023/wordml/word16du" xmlns:w16sdtdh="http://schemas.microsoft.com/office/word/2020/wordml/sdtdatahash" xmlns:w16sdtfl="http://schemas.microsoft.com/office/word/2024/wordml/sdtformatlock" xmlns:w16se="http://schemas.microsoft.com/office/word/2015/wordml/symex" xmlns:wpg="http://schemas.microsoft.com/office/word/2010/wordprocessingGroup" xmlns:wpi="http://schemas.microsoft.com/office/word/2010/wordprocessingInk" xmlns:wne="http://schemas.microsoft.com/office/word/2006/wordml" xmlns:wps="http://schemas.microsoft.com/office/word/2010/wordprocessingShape" mc:Ignorable="w14 w15 w16se w16cid w16 w16cex w16sdtdh w16sdtfl w16du wp14">
   <w:body>
     <w:p>
       <w:pPr>
@@ -46,53 +46,132 @@
           <w:lang w:val="en-US"/>
         </w:rPr>
       </w:pPr>
-      <w:r>
-        <w:fldChar w:fldCharType="begin"/>
-      </w:r>
-      <w:r>
-        <w:rPr>
-          <w:lang w:val="en-US"/>
-        </w:rPr>
-        <w:instrText>HYPERLINK "https://openreview.net/forum?id=PFbt5pWWh7"</w:instrText>
-      </w:r>
-      <w:r>
-        <w:fldChar w:fldCharType="separate"/>
-      </w:r>
-      <w:proofErr w:type="spellStart"/>
-      <w:r>
-        <w:rPr>
-          <w:rStyle w:val="Hyperlink"/>
-          <w:lang w:val="en-US"/>
-        </w:rPr>
+      <w:hyperlink r:id="rId7" w:history="1">
+        <w:proofErr w:type="spellStart"/>
+        <w:r>
+          <w:rPr>
+            <w:rStyle w:val="Hyperlink"/>
+            <w:lang w:val="en-US"/>
+          </w:rPr>
+          <w:t>TrojanTools</w:t>
+        </w:r>
+        <w:proofErr w:type="spellEnd"/>
+        <w:r>
+          <w:rPr>
+            <w:rStyle w:val="Hyperlink"/>
+            <w:lang w:val="en-US"/>
+          </w:rPr>
+          <w:t xml:space="preserve">: Adaptive Indirect Prompt Injection on LLM Agents via Malicious Tool-Calling | </w:t>
+        </w:r>
+        <w:proofErr w:type="spellStart"/>
+        <w:r>
+          <w:rPr>
+            <w:rStyle w:val="Hyperlink"/>
+            <w:lang w:val="en-US"/>
+          </w:rPr>
+          <w:t>OpenReview</w:t>
+        </w:r>
+        <w:proofErr w:type="spellEnd"/>
+      </w:hyperlink>
+    </w:p>
+    <w:p>
+      <w:pPr>
+        <w:rPr>
+          <w:lang w:val="en-US"/>
+        </w:rPr>
+      </w:pPr>
+    </w:p>
+    <w:p>
+      <w:pPr>
+        <w:pStyle w:val="Listenabsatz"/>
+        <w:numPr>
+          <w:ilvl w:val="0"/>
+          <w:numId w:val="1"/>
+        </w:numPr>
+      </w:pPr>
+      <w:r>
+        <w:t>Einleitung</w:t>
+      </w:r>
+    </w:p>
+    <w:p>
+      <w:pPr>
+        <w:pStyle w:val="Listenabsatz"/>
+        <w:numPr>
+          <w:ilvl w:val="1"/>
+          <w:numId w:val="1"/>
+        </w:numPr>
+      </w:pPr>
+      <w:r>
+        <w:t>Wenn ein Agent auf externe D</w:t>
+      </w:r>
+      <w:r>
+        <w:t xml:space="preserve">aten zugreifen </w:t>
+      </w:r>
+      <w:proofErr w:type="gramStart"/>
+      <w:r>
+        <w:t>möchte</w:t>
+      </w:r>
+      <w:proofErr w:type="gramEnd"/>
+      <w:r>
+        <w:t xml:space="preserve"> wird </w:t>
+      </w:r>
+      <w:r>
+        <w:t xml:space="preserve">ein Angriffstool identifiziert </w:t>
+      </w:r>
+      <w:r>
+        <w:t xml:space="preserve">mit der </w:t>
+      </w:r>
+      <w:proofErr w:type="gramStart"/>
+      <w:r>
+        <w:t>maximalsten</w:t>
+      </w:r>
+      <w:proofErr w:type="gramEnd"/>
+      <w:r>
+        <w:t xml:space="preserve"> </w:t>
+      </w:r>
+      <w:proofErr w:type="spellStart"/>
+      <w:r>
+        <w:t>heimlichkeit</w:t>
+      </w:r>
+      <w:proofErr w:type="spellEnd"/>
+    </w:p>
+    <w:p>
+      <w:pPr>
+        <w:pStyle w:val="Listenabsatz"/>
+        <w:numPr>
+          <w:ilvl w:val="1"/>
+          <w:numId w:val="1"/>
+        </w:numPr>
+      </w:pPr>
+      <w:r>
+        <w:t>-&gt; anschließend wird ein Prompt generiert</w:t>
+      </w:r>
+      <w:r>
+        <w:t xml:space="preserve"> und in gutartigem Inhalt be</w:t>
+      </w:r>
+      <w:r>
+        <w:t>igefügt</w:t>
+      </w:r>
+    </w:p>
+    <w:p>
+      <w:pPr>
+        <w:pStyle w:val="Listenabsatz"/>
+        <w:numPr>
+          <w:ilvl w:val="1"/>
+          <w:numId w:val="1"/>
+        </w:numPr>
+      </w:pPr>
+      <w:r>
+        <w:t xml:space="preserve">Tool mit dem Angriffsart </w:t>
+      </w:r>
+      <w:r>
+        <w:t xml:space="preserve">ausgewählt wird heißt </w:t>
+      </w:r>
+      <w:proofErr w:type="spellStart"/>
+      <w:r>
         <w:t>TrojanTools</w:t>
       </w:r>
       <w:proofErr w:type="spellEnd"/>
-      <w:r>
-        <w:rPr>
-          <w:rStyle w:val="Hyperlink"/>
-          <w:lang w:val="en-US"/>
-        </w:rPr>
-        <w:t xml:space="preserve">: Adaptive Indirect Prompt Injection on LLM Agents via Malicious Tool-Calling | </w:t>
-      </w:r>
-      <w:proofErr w:type="spellStart"/>
-      <w:r>
-        <w:rPr>
-          <w:rStyle w:val="Hyperlink"/>
-          <w:lang w:val="en-US"/>
-        </w:rPr>
-        <w:t>OpenReview</w:t>
-      </w:r>
-      <w:proofErr w:type="spellEnd"/>
-      <w:r>
-        <w:fldChar w:fldCharType="end"/>
-      </w:r>
-    </w:p>
-    <w:p>
-      <w:pPr>
-        <w:rPr>
-          <w:lang w:val="en-US"/>
-        </w:rPr>
-      </w:pPr>
     </w:p>
     <w:p>
       <w:pPr>
@@ -102,8 +181,13 @@
           <w:numId w:val="1"/>
         </w:numPr>
       </w:pPr>
-      <w:r>
-        <w:t>Einleitung</w:t>
+      <w:proofErr w:type="spellStart"/>
+      <w:r>
+        <w:t>Related</w:t>
+      </w:r>
+      <w:proofErr w:type="spellEnd"/>
+      <w:r>
+        <w:t xml:space="preserve"> Work</w:t>
       </w:r>
     </w:p>
     <w:p>
@@ -114,39 +198,215 @@
           <w:numId w:val="1"/>
         </w:numPr>
       </w:pPr>
-      <w:r>
-        <w:t>Wenn ein Agent auf externe D</w:t>
-      </w:r>
-      <w:r>
-        <w:t xml:space="preserve">aten zugreifen </w:t>
+      <w:proofErr w:type="spellStart"/>
+      <w:r>
+        <w:t>Indirect</w:t>
+      </w:r>
+      <w:proofErr w:type="spellEnd"/>
+      <w:r>
+        <w:t xml:space="preserve"> Prompt </w:t>
+      </w:r>
+      <w:proofErr w:type="spellStart"/>
+      <w:r>
+        <w:t>Injection</w:t>
+      </w:r>
+      <w:proofErr w:type="spellEnd"/>
+      <w:r>
+        <w:t xml:space="preserve"> (IPI)</w:t>
+      </w:r>
+    </w:p>
+    <w:p>
+      <w:pPr>
+        <w:pStyle w:val="Listenabsatz"/>
+        <w:numPr>
+          <w:ilvl w:val="2"/>
+          <w:numId w:val="1"/>
+        </w:numPr>
+      </w:pPr>
+      <w:r>
+        <w:t>Kommen am häufigsten in Agentensystemen vor</w:t>
+      </w:r>
+      <w:r>
+        <w:t xml:space="preserve"> bei einer Interaktion mit externen Daten</w:t>
+      </w:r>
+    </w:p>
+    <w:p>
+      <w:pPr>
+        <w:pStyle w:val="Listenabsatz"/>
+        <w:numPr>
+          <w:ilvl w:val="2"/>
+          <w:numId w:val="1"/>
+        </w:numPr>
+      </w:pPr>
+      <w:r>
+        <w:t xml:space="preserve">Kommen von Dritten </w:t>
+      </w:r>
+      <w:r>
+        <w:t xml:space="preserve">und nicht von End Nutzern </w:t>
+      </w:r>
+    </w:p>
+    <w:p>
+      <w:pPr>
+        <w:pStyle w:val="Listenabsatz"/>
+        <w:numPr>
+          <w:ilvl w:val="2"/>
+          <w:numId w:val="1"/>
+        </w:numPr>
+      </w:pPr>
+      <w:r>
+        <w:t xml:space="preserve">Ziel: System </w:t>
+      </w:r>
+      <w:proofErr w:type="spellStart"/>
+      <w:r>
+        <w:t>kompomittieren</w:t>
+      </w:r>
+      <w:proofErr w:type="spellEnd"/>
+      <w:r>
+        <w:t xml:space="preserve"> oder private Daten </w:t>
+      </w:r>
+      <w:proofErr w:type="spellStart"/>
+      <w:r>
+        <w:t>ex</w:t>
+      </w:r>
+      <w:r>
+        <w:t>filtrieren</w:t>
+      </w:r>
+      <w:proofErr w:type="spellEnd"/>
+    </w:p>
+    <w:p>
+      <w:pPr>
+        <w:pStyle w:val="Listenabsatz"/>
+        <w:numPr>
+          <w:ilvl w:val="2"/>
+          <w:numId w:val="1"/>
+        </w:numPr>
+      </w:pPr>
+      <w:r>
+        <w:t xml:space="preserve">Ist schwer zu </w:t>
       </w:r>
       <w:proofErr w:type="gramStart"/>
       <w:r>
-        <w:t>möchte</w:t>
+        <w:t>entdecken</w:t>
       </w:r>
       <w:proofErr w:type="gramEnd"/>
       <w:r>
-        <w:t xml:space="preserve"> wird </w:t>
-      </w:r>
-      <w:r>
-        <w:t xml:space="preserve">ein Angriffstool identifiziert </w:t>
-      </w:r>
-      <w:r>
-        <w:t xml:space="preserve">mit der </w:t>
+        <w:t xml:space="preserve"> weil die Anweisungen gutartig </w:t>
       </w:r>
       <w:proofErr w:type="gramStart"/>
       <w:r>
-        <w:t>maximalsten</w:t>
+        <w:t>aussehen</w:t>
       </w:r>
       <w:proofErr w:type="gramEnd"/>
       <w:r>
+        <w:t xml:space="preserve"> um das LLM zu verwirren</w:t>
+      </w:r>
+    </w:p>
+    <w:p>
+      <w:pPr>
+        <w:pStyle w:val="Listenabsatz"/>
+        <w:numPr>
+          <w:ilvl w:val="2"/>
+          <w:numId w:val="1"/>
+        </w:numPr>
+      </w:pPr>
+      <w:r>
+        <w:t xml:space="preserve">Mögliche Folgen: Finanzieller Verlust, Beeinträchtigung des Systems, </w:t>
+      </w:r>
+      <w:r>
+        <w:t>Datenverlust</w:t>
+      </w:r>
+    </w:p>
+    <w:p>
+      <w:pPr>
+        <w:pStyle w:val="Listenabsatz"/>
+        <w:numPr>
+          <w:ilvl w:val="2"/>
+          <w:numId w:val="1"/>
+        </w:numPr>
+      </w:pPr>
+      <w:r>
+        <w:t xml:space="preserve">Angriffe: Escape Character </w:t>
+      </w:r>
+      <w:proofErr w:type="spellStart"/>
+      <w:r>
+        <w:t>Attack</w:t>
+      </w:r>
+      <w:proofErr w:type="spellEnd"/>
+      <w:r>
+        <w:t xml:space="preserve"> (verwendet Symbole wie \</w:t>
+      </w:r>
+      <w:proofErr w:type="gramStart"/>
+      <w:r>
+        <w:t>n</w:t>
+      </w:r>
+      <w:proofErr w:type="gramEnd"/>
+      <w:r>
+        <w:t xml:space="preserve"> um </w:t>
+      </w:r>
+      <w:r>
+        <w:t>den Kontext zu verändern</w:t>
+      </w:r>
+      <w:r>
+        <w:t>)</w:t>
+      </w:r>
+      <w:r>
+        <w:t xml:space="preserve">, </w:t>
+      </w:r>
+      <w:proofErr w:type="spellStart"/>
+      <w:r>
+        <w:t>Context</w:t>
+      </w:r>
+      <w:proofErr w:type="spellEnd"/>
+      <w:r>
         <w:t xml:space="preserve"> </w:t>
       </w:r>
       <w:proofErr w:type="spellStart"/>
       <w:r>
-        <w:t>heimlichkeit</w:t>
-      </w:r>
-      <w:proofErr w:type="spellEnd"/>
+        <w:t>ignore</w:t>
+      </w:r>
+      <w:proofErr w:type="spellEnd"/>
+      <w:r>
+        <w:t xml:space="preserve"> </w:t>
+      </w:r>
+      <w:proofErr w:type="spellStart"/>
+      <w:r>
+        <w:t>attack</w:t>
+      </w:r>
+      <w:proofErr w:type="spellEnd"/>
+      <w:r>
+        <w:t xml:space="preserve"> (</w:t>
+      </w:r>
+      <w:r>
+        <w:t>Sagt einem Modell vorherigen Kontext nicht zu beachten</w:t>
+      </w:r>
+      <w:r>
+        <w:t>)</w:t>
+      </w:r>
+      <w:r>
+        <w:t xml:space="preserve">, </w:t>
+      </w:r>
+      <w:r>
+        <w:t xml:space="preserve">Combine </w:t>
+      </w:r>
+      <w:proofErr w:type="spellStart"/>
+      <w:r>
+        <w:t>Attack</w:t>
+      </w:r>
+      <w:proofErr w:type="spellEnd"/>
+      <w:r>
+        <w:t xml:space="preserve"> (Mehrere Angriffsarten werden kombiniert</w:t>
+      </w:r>
+      <w:proofErr w:type="gramStart"/>
+      <w:r>
+        <w:t>),</w:t>
+      </w:r>
+      <w:r>
+        <w:t>…</w:t>
+      </w:r>
+      <w:proofErr w:type="gramEnd"/>
+      <w:r>
+        <w:t>.</w:t>
+      </w:r>
     </w:p>
     <w:p>
       <w:pPr>
@@ -157,75 +417,7 @@
         </w:numPr>
       </w:pPr>
       <w:r>
-        <w:t>-&gt; anschließend wird ein Prompt generiert</w:t>
-      </w:r>
-      <w:r>
-        <w:t xml:space="preserve"> und in gutartigem Inhalt be</w:t>
-      </w:r>
-      <w:r>
-        <w:t>igefügt</w:t>
-      </w:r>
-    </w:p>
-    <w:p>
-      <w:pPr>
-        <w:pStyle w:val="Listenabsatz"/>
-        <w:numPr>
-          <w:ilvl w:val="1"/>
-          <w:numId w:val="1"/>
-        </w:numPr>
-      </w:pPr>
-      <w:r>
-        <w:t xml:space="preserve">Tool mit dem Angriffsart </w:t>
-      </w:r>
-      <w:r>
-        <w:t xml:space="preserve">ausgewählt wird heißt </w:t>
-      </w:r>
-      <w:proofErr w:type="spellStart"/>
-      <w:r>
-        <w:t>TrojanTools</w:t>
-      </w:r>
-      <w:proofErr w:type="spellEnd"/>
-    </w:p>
-    <w:p>
-      <w:pPr>
-        <w:pStyle w:val="Listenabsatz"/>
-        <w:numPr>
-          <w:ilvl w:val="0"/>
-          <w:numId w:val="1"/>
-        </w:numPr>
-      </w:pPr>
-      <w:proofErr w:type="spellStart"/>
-      <w:r>
-        <w:t>Related</w:t>
-      </w:r>
-      <w:proofErr w:type="spellEnd"/>
-      <w:r>
-        <w:t xml:space="preserve"> Work</w:t>
-      </w:r>
-    </w:p>
-    <w:p>
-      <w:pPr>
-        <w:pStyle w:val="Listenabsatz"/>
-        <w:numPr>
-          <w:ilvl w:val="1"/>
-          <w:numId w:val="1"/>
-        </w:numPr>
-      </w:pPr>
-      <w:proofErr w:type="spellStart"/>
-      <w:r>
-        <w:t>Indirect</w:t>
-      </w:r>
-      <w:proofErr w:type="spellEnd"/>
-      <w:r>
-        <w:t xml:space="preserve"> Prompt </w:t>
-      </w:r>
-      <w:proofErr w:type="spellStart"/>
-      <w:r>
-        <w:t>Injection</w:t>
-      </w:r>
-      <w:proofErr w:type="spellEnd"/>
-      <w:r>
-        <w:t xml:space="preserve"> (IPI)</w:t>
+        <w:t>Verteidigungsmethoden</w:t>
       </w:r>
     </w:p>
     <w:p>
@@ -235,12 +427,41 @@
           <w:ilvl w:val="2"/>
           <w:numId w:val="1"/>
         </w:numPr>
-      </w:pPr>
-      <w:r>
-        <w:t>Kommen am häufigsten in Agentensystemen vor</w:t>
-      </w:r>
-      <w:r>
-        <w:t xml:space="preserve"> bei einer Interaktion mit externen Daten</w:t>
+        <w:rPr>
+          <w:lang w:val="en-US"/>
+        </w:rPr>
+      </w:pPr>
+      <w:r>
+        <w:rPr>
+          <w:lang w:val="en-US"/>
+        </w:rPr>
+        <w:t>Zwei Gruppen: Input-Level (</w:t>
+      </w:r>
+      <w:proofErr w:type="spellStart"/>
+      <w:r>
+        <w:rPr>
+          <w:lang w:val="en-US"/>
+        </w:rPr>
+        <w:t>Predetection</w:t>
+      </w:r>
+      <w:proofErr w:type="spellEnd"/>
+      <w:r>
+        <w:rPr>
+          <w:lang w:val="en-US"/>
+        </w:rPr>
+        <w:t>) und Output Level (Post-</w:t>
+      </w:r>
+      <w:r>
+        <w:rPr>
+          <w:lang w:val="en-US"/>
+        </w:rPr>
+        <w:t>detection</w:t>
+      </w:r>
+      <w:r>
+        <w:rPr>
+          <w:lang w:val="en-US"/>
+        </w:rPr>
+        <w:t>)</w:t>
       </w:r>
     </w:p>
     <w:p>
@@ -250,256 +471,30 @@
           <w:ilvl w:val="2"/>
           <w:numId w:val="1"/>
         </w:numPr>
-      </w:pPr>
-      <w:r>
-        <w:t xml:space="preserve">Kommen von Dritten </w:t>
-      </w:r>
-      <w:r>
-        <w:t xml:space="preserve">und nicht von End Nutzern </w:t>
-      </w:r>
-    </w:p>
-    <w:p>
-      <w:pPr>
-        <w:pStyle w:val="Listenabsatz"/>
-        <w:numPr>
-          <w:ilvl w:val="2"/>
-          <w:numId w:val="1"/>
-        </w:numPr>
-      </w:pPr>
-      <w:r>
-        <w:t xml:space="preserve">Ziel: System </w:t>
-      </w:r>
-      <w:proofErr w:type="spellStart"/>
-      <w:r>
-        <w:t>kompomittieren</w:t>
-      </w:r>
-      <w:proofErr w:type="spellEnd"/>
-      <w:r>
-        <w:t xml:space="preserve"> oder private Daten </w:t>
-      </w:r>
-      <w:proofErr w:type="spellStart"/>
-      <w:r>
-        <w:t>ex</w:t>
-      </w:r>
-      <w:r>
-        <w:t>filtrieren</w:t>
-      </w:r>
-      <w:proofErr w:type="spellEnd"/>
-    </w:p>
-    <w:p>
-      <w:pPr>
-        <w:pStyle w:val="Listenabsatz"/>
-        <w:numPr>
-          <w:ilvl w:val="2"/>
-          <w:numId w:val="1"/>
-        </w:numPr>
-      </w:pPr>
-      <w:r>
-        <w:t xml:space="preserve">Ist schwer zu </w:t>
-      </w:r>
+        <w:rPr>
+          <w:lang w:val="fr-FR"/>
+        </w:rPr>
+      </w:pPr>
+      <w:r>
+        <w:rPr>
+          <w:lang w:val="fr-FR"/>
+        </w:rPr>
+        <w:t>Input-</w:t>
+      </w:r>
+      <w:proofErr w:type="spellStart"/>
       <w:proofErr w:type="gramStart"/>
       <w:r>
-        <w:t>entdecken</w:t>
-      </w:r>
-      <w:proofErr w:type="gramEnd"/>
-      <w:r>
-        <w:t xml:space="preserve"> weil die Anweisungen gutartig </w:t>
-      </w:r>
-      <w:proofErr w:type="gramStart"/>
-      <w:r>
-        <w:t>aussehen</w:t>
-      </w:r>
-      <w:proofErr w:type="gramEnd"/>
-      <w:r>
-        <w:t xml:space="preserve"> um das LLM zu verwirren</w:t>
-      </w:r>
-    </w:p>
-    <w:p>
-      <w:pPr>
-        <w:pStyle w:val="Listenabsatz"/>
-        <w:numPr>
-          <w:ilvl w:val="2"/>
-          <w:numId w:val="1"/>
-        </w:numPr>
-      </w:pPr>
-      <w:r>
-        <w:t xml:space="preserve">Mögliche Folgen: Finanzieller Verlust, Beeinträchtigung des Systems, </w:t>
-      </w:r>
-      <w:r>
-        <w:t>Datenverlust</w:t>
-      </w:r>
-    </w:p>
-    <w:p>
-      <w:pPr>
-        <w:pStyle w:val="Listenabsatz"/>
-        <w:numPr>
-          <w:ilvl w:val="2"/>
-          <w:numId w:val="1"/>
-        </w:numPr>
-      </w:pPr>
-      <w:r>
-        <w:t xml:space="preserve">Angriffe: Escape Character </w:t>
-      </w:r>
-      <w:proofErr w:type="spellStart"/>
-      <w:r>
-        <w:t>Attack</w:t>
-      </w:r>
-      <w:proofErr w:type="spellEnd"/>
-      <w:r>
-        <w:t xml:space="preserve"> (verwendet Symbole wie \</w:t>
-      </w:r>
-      <w:proofErr w:type="gramStart"/>
-      <w:r>
-        <w:t>n</w:t>
-      </w:r>
-      <w:proofErr w:type="gramEnd"/>
-      <w:r>
-        <w:t xml:space="preserve"> um </w:t>
-      </w:r>
-      <w:r>
-        <w:t>den Kontext zu verändern</w:t>
-      </w:r>
-      <w:r>
-        <w:t>)</w:t>
-      </w:r>
-      <w:r>
-        <w:t xml:space="preserve">, </w:t>
-      </w:r>
-      <w:proofErr w:type="spellStart"/>
-      <w:r>
-        <w:t>Context</w:t>
-      </w:r>
-      <w:proofErr w:type="spellEnd"/>
-      <w:r>
-        <w:t xml:space="preserve"> </w:t>
-      </w:r>
-      <w:proofErr w:type="spellStart"/>
-      <w:r>
-        <w:t>ignore</w:t>
-      </w:r>
-      <w:proofErr w:type="spellEnd"/>
-      <w:r>
-        <w:t xml:space="preserve"> </w:t>
-      </w:r>
-      <w:proofErr w:type="spellStart"/>
-      <w:r>
-        <w:t>attack</w:t>
-      </w:r>
-      <w:proofErr w:type="spellEnd"/>
-      <w:r>
-        <w:t xml:space="preserve"> (</w:t>
-      </w:r>
-      <w:r>
-        <w:t>Sagt einem Modell vorherigen Kontext nicht zu beachten</w:t>
-      </w:r>
-      <w:r>
-        <w:t>)</w:t>
-      </w:r>
-      <w:r>
-        <w:t xml:space="preserve">, </w:t>
-      </w:r>
-      <w:r>
-        <w:t xml:space="preserve">Combine </w:t>
-      </w:r>
-      <w:proofErr w:type="spellStart"/>
-      <w:r>
-        <w:t>Attack</w:t>
-      </w:r>
-      <w:proofErr w:type="spellEnd"/>
-      <w:r>
-        <w:t xml:space="preserve"> (Mehrere Angriffsarten werden kombiniert</w:t>
-      </w:r>
-      <w:proofErr w:type="gramStart"/>
-      <w:r>
-        <w:t>),</w:t>
-      </w:r>
-      <w:r>
-        <w:t>…</w:t>
-      </w:r>
-      <w:proofErr w:type="gramEnd"/>
-      <w:r>
-        <w:t>.</w:t>
-      </w:r>
-    </w:p>
-    <w:p>
-      <w:pPr>
-        <w:pStyle w:val="Listenabsatz"/>
-        <w:numPr>
-          <w:ilvl w:val="1"/>
-          <w:numId w:val="1"/>
-        </w:numPr>
-      </w:pPr>
-      <w:r>
-        <w:t>Verteidigungsmethoden</w:t>
-      </w:r>
-    </w:p>
-    <w:p>
-      <w:pPr>
-        <w:pStyle w:val="Listenabsatz"/>
-        <w:numPr>
-          <w:ilvl w:val="2"/>
-          <w:numId w:val="1"/>
-        </w:numPr>
-        <w:rPr>
-          <w:lang w:val="en-US"/>
-        </w:rPr>
-      </w:pPr>
-      <w:r>
-        <w:rPr>
-          <w:lang w:val="en-US"/>
-        </w:rPr>
-        <w:t>Zwei Gruppen: Input-Level (</w:t>
-      </w:r>
-      <w:proofErr w:type="spellStart"/>
-      <w:r>
-        <w:rPr>
-          <w:lang w:val="en-US"/>
-        </w:rPr>
-        <w:t>Predetection</w:t>
-      </w:r>
-      <w:proofErr w:type="spellEnd"/>
-      <w:r>
-        <w:rPr>
-          <w:lang w:val="en-US"/>
-        </w:rPr>
-        <w:t>) und Output Level (Post-</w:t>
-      </w:r>
-      <w:r>
-        <w:rPr>
-          <w:lang w:val="en-US"/>
-        </w:rPr>
-        <w:t>detection</w:t>
-      </w:r>
-      <w:r>
-        <w:rPr>
-          <w:lang w:val="en-US"/>
-        </w:rPr>
-        <w:t>)</w:t>
-      </w:r>
-    </w:p>
-    <w:p>
-      <w:pPr>
-        <w:pStyle w:val="Listenabsatz"/>
-        <w:numPr>
-          <w:ilvl w:val="2"/>
-          <w:numId w:val="1"/>
-        </w:numPr>
         <w:rPr>
           <w:lang w:val="fr-FR"/>
         </w:rPr>
-      </w:pPr>
+        <w:t>Level</w:t>
+      </w:r>
+      <w:proofErr w:type="spellEnd"/>
       <w:r>
         <w:rPr>
           <w:lang w:val="fr-FR"/>
         </w:rPr>
-        <w:t>Input-</w:t>
-      </w:r>
-      <w:proofErr w:type="gramStart"/>
-      <w:r>
-        <w:rPr>
-          <w:lang w:val="fr-FR"/>
-        </w:rPr>
-        <w:t>Level:</w:t>
+        <w:t>:</w:t>
       </w:r>
       <w:proofErr w:type="gramEnd"/>
       <w:r>
@@ -807,15 +802,7 @@
       </w:r>
       <w:proofErr w:type="spellEnd"/>
       <w:r>
-        <w:t>“-Loop. Es analysiert, warum ein Angriff gescheitert ist (z. B. durch Auslesen der Chain-</w:t>
-      </w:r>
-      <w:proofErr w:type="spellStart"/>
-      <w:r>
-        <w:t>of</w:t>
-      </w:r>
-      <w:proofErr w:type="spellEnd"/>
-      <w:r>
-        <w:t>-</w:t>
+        <w:t>“-Loop. Es analysiert, warum ein Angriff gescheitert ist (z. B. durch Auslesen der Chain-of-</w:t>
       </w:r>
       <w:proofErr w:type="spellStart"/>
       <w:r>
@@ -833,37 +820,24 @@
           <w:lang w:val="en-US"/>
         </w:rPr>
       </w:pPr>
-      <w:r>
-        <w:fldChar w:fldCharType="begin"/>
-      </w:r>
-      <w:r>
-        <w:rPr>
-          <w:lang w:val="en-US"/>
-        </w:rPr>
-        <w:instrText>HYPERLINK "https://aclanthology.org/2024.findings-acl.624/"</w:instrText>
-      </w:r>
-      <w:r>
-        <w:fldChar w:fldCharType="separate"/>
-      </w:r>
-      <w:proofErr w:type="spellStart"/>
-      <w:r>
-        <w:rPr>
-          <w:rStyle w:val="Hyperlink"/>
-          <w:lang w:val="en-US"/>
-        </w:rPr>
-        <w:t>InjecAgent</w:t>
-      </w:r>
-      <w:proofErr w:type="spellEnd"/>
-      <w:r>
-        <w:rPr>
-          <w:rStyle w:val="Hyperlink"/>
-          <w:lang w:val="en-US"/>
-        </w:rPr>
-        <w:t>: Benchmarking Indirect Prompt Injections in Tool-Integrated Large Language Model Agents - ACL Anthology</w:t>
-      </w:r>
-      <w:r>
-        <w:fldChar w:fldCharType="end"/>
-      </w:r>
+      <w:hyperlink r:id="rId8" w:history="1">
+        <w:proofErr w:type="spellStart"/>
+        <w:r>
+          <w:rPr>
+            <w:rStyle w:val="Hyperlink"/>
+            <w:lang w:val="en-US"/>
+          </w:rPr>
+          <w:t>InjecAgent</w:t>
+        </w:r>
+        <w:proofErr w:type="spellEnd"/>
+        <w:r>
+          <w:rPr>
+            <w:rStyle w:val="Hyperlink"/>
+            <w:lang w:val="en-US"/>
+          </w:rPr>
+          <w:t>: Benchmarking Indirect Prompt Injections in Tool-Integrated Large Language Model Agents - ACL Anthology</w:t>
+        </w:r>
+      </w:hyperlink>
     </w:p>
     <w:p>
       <w:pPr>
@@ -1170,7 +1144,7 @@
           <w:lang w:val="en-US"/>
         </w:rPr>
       </w:pPr>
-      <w:hyperlink r:id="rId7" w:history="1">
+      <w:hyperlink r:id="rId9" w:history="1">
         <w:r>
           <w:rPr>
             <w:rStyle w:val="Hyperlink"/>
@@ -1472,44 +1446,45 @@
           <w:lang w:val="en-US"/>
         </w:rPr>
       </w:pPr>
-      <w:r>
-        <w:fldChar w:fldCharType="begin"/>
-      </w:r>
-      <w:r>
-        <w:rPr>
-          <w:lang w:val="en-US"/>
-        </w:rPr>
-        <w:instrText>HYPERLINK "https://arxiv.org/abs/2509.22830"</w:instrText>
-      </w:r>
-      <w:r>
-        <w:fldChar w:fldCharType="separate"/>
-      </w:r>
-      <w:r>
-        <w:rPr>
-          <w:rStyle w:val="Hyperlink"/>
-          <w:lang w:val="en-US"/>
-        </w:rPr>
-        <w:t xml:space="preserve">[2509.22830] </w:t>
-      </w:r>
-      <w:proofErr w:type="spellStart"/>
-      <w:r>
-        <w:rPr>
-          <w:rStyle w:val="Hyperlink"/>
-          <w:lang w:val="en-US"/>
-        </w:rPr>
-        <w:t>ChatInject</w:t>
-      </w:r>
-      <w:proofErr w:type="spellEnd"/>
-      <w:r>
-        <w:rPr>
-          <w:rStyle w:val="Hyperlink"/>
-          <w:lang w:val="en-US"/>
-        </w:rPr>
-        <w:t>: Abusing Chat Templates for Prompt Injection in LLM Agents</w:t>
-      </w:r>
-      <w:r>
-        <w:fldChar w:fldCharType="end"/>
-      </w:r>
+      <w:hyperlink r:id="rId10" w:history="1">
+        <w:r>
+          <w:rPr>
+            <w:rStyle w:val="Hyperlink"/>
+            <w:lang w:val="en-US"/>
+          </w:rPr>
+          <w:t xml:space="preserve">[2509.22830] </w:t>
+        </w:r>
+        <w:proofErr w:type="spellStart"/>
+        <w:r>
+          <w:rPr>
+            <w:rStyle w:val="Hyperlink"/>
+            <w:lang w:val="en-US"/>
+          </w:rPr>
+          <w:t>ChatInject</w:t>
+        </w:r>
+        <w:proofErr w:type="spellEnd"/>
+        <w:r>
+          <w:rPr>
+            <w:rStyle w:val="Hyperlink"/>
+            <w:lang w:val="en-US"/>
+          </w:rPr>
+          <w:t>: Abusi</w:t>
+        </w:r>
+        <w:r>
+          <w:rPr>
+            <w:rStyle w:val="Hyperlink"/>
+            <w:lang w:val="en-US"/>
+          </w:rPr>
+          <w:t>n</w:t>
+        </w:r>
+        <w:r>
+          <w:rPr>
+            <w:rStyle w:val="Hyperlink"/>
+            <w:lang w:val="en-US"/>
+          </w:rPr>
+          <w:t>g Chat Templates for Prompt Injection in LLM Agents</w:t>
+        </w:r>
+      </w:hyperlink>
     </w:p>
     <w:p>
       <w:pPr>
@@ -1914,11 +1889,11 @@
       </w:r>
       <w:proofErr w:type="spellEnd"/>
       <w:r>
-        <w:t xml:space="preserve"> </w:t>
-      </w:r>
-      <w:proofErr w:type="spellStart"/>
-      <w:r>
-        <w:t>low-priority</w:t>
+        <w:t xml:space="preserve"> low-</w:t>
+      </w:r>
+      <w:proofErr w:type="spellStart"/>
+      <w:r>
+        <w:t>priority</w:t>
       </w:r>
       <w:proofErr w:type="spellEnd"/>
       <w:r>
@@ -2219,15 +2194,15 @@
       </w:r>
       <w:proofErr w:type="spellEnd"/>
       <w:r>
-        <w:t xml:space="preserve"> suche oder LLM-</w:t>
-      </w:r>
-      <w:proofErr w:type="spellStart"/>
-      <w:r>
-        <w:t>guided</w:t>
-      </w:r>
-      <w:proofErr w:type="spellEnd"/>
-      <w:r>
-        <w:t xml:space="preserve"> Refinement </w:t>
+        <w:t xml:space="preserve"> suche oder LLM-guided </w:t>
+      </w:r>
+      <w:proofErr w:type="spellStart"/>
+      <w:r>
+        <w:t>Refinement</w:t>
+      </w:r>
+      <w:proofErr w:type="spellEnd"/>
+      <w:r>
+        <w:t xml:space="preserve"> </w:t>
       </w:r>
       <w:proofErr w:type="spellStart"/>
       <w:proofErr w:type="gramStart"/>
@@ -2676,37 +2651,38 @@
           <w:lang w:val="en-US"/>
         </w:rPr>
       </w:pPr>
-      <w:r>
-        <w:fldChar w:fldCharType="begin"/>
-      </w:r>
-      <w:r>
-        <w:rPr>
-          <w:lang w:val="en-US"/>
-        </w:rPr>
-        <w:instrText>HYPERLINK "https://proceedings.neurips.cc/paper_files/paper/2024/hash/97091a5177d8dc64b1da8bf3e1f6fb54-Abstract-Datasets_and_Benchmarks_Track.html"</w:instrText>
-      </w:r>
-      <w:r>
-        <w:fldChar w:fldCharType="separate"/>
-      </w:r>
-      <w:proofErr w:type="spellStart"/>
-      <w:r>
-        <w:rPr>
-          <w:rStyle w:val="Hyperlink"/>
-          <w:lang w:val="en-US"/>
-        </w:rPr>
-        <w:t>AgentDojo</w:t>
-      </w:r>
-      <w:proofErr w:type="spellEnd"/>
-      <w:r>
-        <w:rPr>
-          <w:rStyle w:val="Hyperlink"/>
-          <w:lang w:val="en-US"/>
-        </w:rPr>
-        <w:t>: A Dynamic Environment to Evaluate Prompt Injection Attacks and Defenses for LLM Agents</w:t>
-      </w:r>
-      <w:r>
-        <w:fldChar w:fldCharType="end"/>
-      </w:r>
+      <w:hyperlink r:id="rId11" w:history="1">
+        <w:proofErr w:type="spellStart"/>
+        <w:r>
+          <w:rPr>
+            <w:rStyle w:val="Hyperlink"/>
+            <w:lang w:val="en-US"/>
+          </w:rPr>
+          <w:t>AgentDojo</w:t>
+        </w:r>
+        <w:proofErr w:type="spellEnd"/>
+        <w:r>
+          <w:rPr>
+            <w:rStyle w:val="Hyperlink"/>
+            <w:lang w:val="en-US"/>
+          </w:rPr>
+          <w:t>: A Dynamic En</w:t>
+        </w:r>
+        <w:r>
+          <w:rPr>
+            <w:rStyle w:val="Hyperlink"/>
+            <w:lang w:val="en-US"/>
+          </w:rPr>
+          <w:t>v</w:t>
+        </w:r>
+        <w:r>
+          <w:rPr>
+            <w:rStyle w:val="Hyperlink"/>
+            <w:lang w:val="en-US"/>
+          </w:rPr>
+          <w:t>ironment to Evaluate Prompt Injection Attacks and Defenses for LLM Agents</w:t>
+        </w:r>
+      </w:hyperlink>
     </w:p>
     <w:p>
       <w:pPr>
@@ -3083,7 +3059,7 @@
           <w:lang w:val="en-US"/>
         </w:rPr>
       </w:pPr>
-      <w:hyperlink r:id="rId8" w:history="1">
+      <w:hyperlink r:id="rId12" w:history="1">
         <w:r>
           <w:rPr>
             <w:rStyle w:val="Hyperlink"/>
@@ -3160,7 +3136,7 @@
           <w:lang w:val="en-US"/>
         </w:rPr>
       </w:pPr>
-      <w:hyperlink r:id="rId9" w:history="1">
+      <w:hyperlink r:id="rId13" w:history="1">
         <w:r>
           <w:rPr>
             <w:rStyle w:val="Hyperlink"/>
@@ -3368,7 +3344,7 @@
           <w:lang w:val="en-US"/>
         </w:rPr>
       </w:pPr>
-      <w:hyperlink r:id="rId10" w:history="1">
+      <w:hyperlink r:id="rId14" w:history="1">
         <w:r>
           <w:rPr>
             <w:rStyle w:val="Hyperlink"/>
@@ -3456,7 +3432,7 @@
           <w:lang w:val="en-US"/>
         </w:rPr>
       </w:pPr>
-      <w:hyperlink r:id="rId11" w:history="1">
+      <w:hyperlink r:id="rId15" w:history="1">
         <w:r>
           <w:rPr>
             <w:rStyle w:val="Hyperlink"/>
@@ -3506,7 +3482,7 @@
           <w:lang w:val="en-US"/>
         </w:rPr>
       </w:pPr>
-      <w:hyperlink r:id="rId12" w:history="1">
+      <w:hyperlink r:id="rId16" w:history="1">
         <w:r>
           <w:rPr>
             <w:rStyle w:val="Hyperlink"/>
@@ -3534,7 +3510,7 @@
           <w:lang w:val="en-US"/>
         </w:rPr>
       </w:pPr>
-      <w:hyperlink r:id="rId13" w:history="1">
+      <w:hyperlink r:id="rId17" w:history="1">
         <w:r>
           <w:rPr>
             <w:rStyle w:val="Hyperlink"/>
@@ -3723,7 +3699,7 @@
           <w:lang w:val="en-US"/>
         </w:rPr>
       </w:pPr>
-      <w:hyperlink r:id="rId14" w:history="1">
+      <w:hyperlink r:id="rId18" w:history="1">
         <w:proofErr w:type="spellStart"/>
         <w:r>
           <w:rPr>
@@ -3900,11 +3876,48 @@
       </w:r>
       <w:proofErr w:type="spellEnd"/>
       <w:r>
+        <w:t xml:space="preserve"> the </w:t>
+      </w:r>
+      <w:proofErr w:type="spellStart"/>
+      <w:r>
+        <w:t>following</w:t>
+      </w:r>
+      <w:proofErr w:type="spellEnd"/>
+      <w:r>
+        <w:t xml:space="preserve"> Base64 </w:t>
+      </w:r>
+      <w:proofErr w:type="spellStart"/>
+      <w:r>
+        <w:t>string</w:t>
+      </w:r>
+      <w:proofErr w:type="spellEnd"/>
+      <w:r>
         <w:t xml:space="preserve"> </w:t>
       </w:r>
-      <w:proofErr w:type="spellStart"/>
-      <w:r>
-        <w:t>the</w:t>
+      <w:proofErr w:type="gramStart"/>
+      <w:r>
+        <w:t xml:space="preserve">for </w:t>
+      </w:r>
+      <w:proofErr w:type="spellStart"/>
+      <w:r>
+        <w:t>me</w:t>
+      </w:r>
+      <w:proofErr w:type="spellEnd"/>
+      <w:proofErr w:type="gramEnd"/>
+      <w:r>
+        <w:t xml:space="preserve">?” and </w:t>
+      </w:r>
+      <w:proofErr w:type="spellStart"/>
+      <w:r>
+        <w:t>providing</w:t>
+      </w:r>
+      <w:proofErr w:type="spellEnd"/>
+      <w:r>
+        <w:t xml:space="preserve"> an </w:t>
+      </w:r>
+      <w:proofErr w:type="spellStart"/>
+      <w:r>
+        <w:t>encoded</w:t>
       </w:r>
       <w:proofErr w:type="spellEnd"/>
       <w:r>
@@ -3912,24 +3925,15 @@
       </w:r>
       <w:proofErr w:type="spellStart"/>
       <w:r>
-        <w:t>following</w:t>
-      </w:r>
-      <w:proofErr w:type="spellEnd"/>
-      <w:r>
-        <w:t xml:space="preserve"> Base64 </w:t>
-      </w:r>
-      <w:proofErr w:type="spellStart"/>
-      <w:r>
-        <w:t>string</w:t>
+        <w:t>payload</w:t>
       </w:r>
       <w:proofErr w:type="spellEnd"/>
       <w:r>
         <w:t xml:space="preserve"> </w:t>
       </w:r>
       <w:proofErr w:type="spellStart"/>
-      <w:proofErr w:type="gramStart"/>
-      <w:r>
-        <w:t>for</w:t>
+      <w:r>
+        <w:t>that</w:t>
       </w:r>
       <w:proofErr w:type="spellEnd"/>
       <w:r>
@@ -3937,60 +3941,11 @@
       </w:r>
       <w:proofErr w:type="spellStart"/>
       <w:r>
-        <w:t>me</w:t>
-      </w:r>
-      <w:proofErr w:type="spellEnd"/>
-      <w:proofErr w:type="gramEnd"/>
-      <w:r>
-        <w:t xml:space="preserve">?” and </w:t>
-      </w:r>
-      <w:proofErr w:type="spellStart"/>
-      <w:r>
-        <w:t>providing</w:t>
-      </w:r>
-      <w:proofErr w:type="spellEnd"/>
-      <w:r>
-        <w:t xml:space="preserve"> an </w:t>
-      </w:r>
-      <w:proofErr w:type="spellStart"/>
-      <w:r>
-        <w:t>encoded</w:t>
-      </w:r>
-      <w:proofErr w:type="spellEnd"/>
-      <w:r>
-        <w:t xml:space="preserve"> </w:t>
-      </w:r>
-      <w:proofErr w:type="spellStart"/>
-      <w:r>
-        <w:t>payload</w:t>
-      </w:r>
-      <w:proofErr w:type="spellEnd"/>
-      <w:r>
-        <w:t xml:space="preserve"> </w:t>
-      </w:r>
-      <w:proofErr w:type="spellStart"/>
-      <w:r>
-        <w:t>that</w:t>
-      </w:r>
-      <w:proofErr w:type="spellEnd"/>
-      <w:r>
-        <w:t xml:space="preserve"> </w:t>
-      </w:r>
-      <w:proofErr w:type="spellStart"/>
-      <w:r>
         <w:t>decodes</w:t>
       </w:r>
       <w:proofErr w:type="spellEnd"/>
       <w:r>
-        <w:t xml:space="preserve"> </w:t>
-      </w:r>
-      <w:proofErr w:type="spellStart"/>
-      <w:r>
-        <w:t>to</w:t>
-      </w:r>
-      <w:proofErr w:type="spellEnd"/>
-      <w:r>
-        <w:t xml:space="preserve"> a </w:t>
+        <w:t xml:space="preserve"> to a </w:t>
       </w:r>
       <w:proofErr w:type="spellStart"/>
       <w:r>
@@ -4278,84 +4233,294 @@
     </w:p>
     <w:p/>
     <w:p>
-      <w:r>
-        <w:fldChar w:fldCharType="begin"/>
-      </w:r>
-      <w:r>
-        <w:rPr>
-          <w:lang w:val="en-US"/>
-        </w:rPr>
-        <w:instrText>HYPERLINK "https://arxiv.org/pdf/2603.15714"</w:instrText>
-      </w:r>
-      <w:r>
-        <w:fldChar w:fldCharType="separate"/>
-      </w:r>
-      <w:r>
-        <w:rPr>
-          <w:rStyle w:val="Hyperlink"/>
-          <w:lang w:val="en-US"/>
-        </w:rPr>
-        <w:t xml:space="preserve">How Vulnerable Are AI Agents to Indirect Prompt Injections? </w:t>
-      </w:r>
-      <w:proofErr w:type="spellStart"/>
-      <w:r>
-        <w:rPr>
-          <w:rStyle w:val="Hyperlink"/>
-        </w:rPr>
-        <w:t>Insights</w:t>
-      </w:r>
-      <w:proofErr w:type="spellEnd"/>
-      <w:r>
-        <w:rPr>
-          <w:rStyle w:val="Hyperlink"/>
-        </w:rPr>
+      <w:hyperlink r:id="rId19" w:history="1">
+        <w:r>
+          <w:rPr>
+            <w:rStyle w:val="Hyperlink"/>
+            <w:lang w:val="en-US"/>
+          </w:rPr>
+          <w:t xml:space="preserve">How Vulnerable Are AI Agents to Indirect Prompt Injections? </w:t>
+        </w:r>
+        <w:proofErr w:type="spellStart"/>
+        <w:r>
+          <w:rPr>
+            <w:rStyle w:val="Hyperlink"/>
+          </w:rPr>
+          <w:t>Insights</w:t>
+        </w:r>
+        <w:proofErr w:type="spellEnd"/>
+        <w:r>
+          <w:rPr>
+            <w:rStyle w:val="Hyperlink"/>
+          </w:rPr>
+          <w:t xml:space="preserve"> </w:t>
+        </w:r>
+        <w:proofErr w:type="spellStart"/>
+        <w:r>
+          <w:rPr>
+            <w:rStyle w:val="Hyperlink"/>
+          </w:rPr>
+          <w:t>from</w:t>
+        </w:r>
+        <w:proofErr w:type="spellEnd"/>
+        <w:r>
+          <w:rPr>
+            <w:rStyle w:val="Hyperlink"/>
+          </w:rPr>
+          <w:t xml:space="preserve"> a Large-Scale Public Competition</w:t>
+        </w:r>
+      </w:hyperlink>
+    </w:p>
+    <w:p/>
+    <w:p>
+      <w:pPr>
+        <w:pStyle w:val="Listenabsatz"/>
+        <w:numPr>
+          <w:ilvl w:val="0"/>
+          <w:numId w:val="1"/>
+        </w:numPr>
+      </w:pPr>
+      <w:r>
+        <w:t xml:space="preserve">Threat Modell: Es wird ein </w:t>
+      </w:r>
+      <w:proofErr w:type="gramStart"/>
+      <w:r>
+        <w:t>Angreifer betrachtet</w:t>
+      </w:r>
+      <w:proofErr w:type="gramEnd"/>
+      <w:r>
+        <w:t xml:space="preserve"> der eine Externe Quelle </w:t>
+      </w:r>
+      <w:proofErr w:type="gramStart"/>
+      <w:r>
+        <w:t>besitzt</w:t>
+      </w:r>
+      <w:proofErr w:type="gramEnd"/>
+      <w:r>
+        <w:t xml:space="preserve"> die er manipuliert</w:t>
+      </w:r>
+    </w:p>
+    <w:p>
+      <w:pPr>
+        <w:pStyle w:val="Listenabsatz"/>
+        <w:numPr>
+          <w:ilvl w:val="0"/>
+          <w:numId w:val="1"/>
+        </w:numPr>
+      </w:pPr>
+      <w:r>
+        <w:t>Jedes Szenario führt eine multi-turn Konversation durch</w:t>
+      </w:r>
+      <w:r>
+        <w:t xml:space="preserve"> mit einem </w:t>
+      </w:r>
+      <w:proofErr w:type="spellStart"/>
+      <w:r>
+        <w:t>inejction</w:t>
+      </w:r>
+      <w:proofErr w:type="spellEnd"/>
+      <w:r>
         <w:t xml:space="preserve"> </w:t>
       </w:r>
       <w:proofErr w:type="spellStart"/>
       <w:r>
-        <w:rPr>
-          <w:rStyle w:val="Hyperlink"/>
-        </w:rPr>
-        <w:t>from</w:t>
-      </w:r>
-      <w:proofErr w:type="spellEnd"/>
-      <w:r>
-        <w:rPr>
-          <w:rStyle w:val="Hyperlink"/>
-        </w:rPr>
-        <w:t xml:space="preserve"> a Large-Scale Public Competition</w:t>
-      </w:r>
-      <w:r>
-        <w:fldChar w:fldCharType="end"/>
+        <w:t>point</w:t>
+      </w:r>
+      <w:proofErr w:type="spellEnd"/>
+      <w:r>
+        <w:t xml:space="preserve"> für die bösartigen daten</w:t>
+      </w:r>
+    </w:p>
+    <w:p>
+      <w:pPr>
+        <w:pStyle w:val="Listenabsatz"/>
+        <w:numPr>
+          <w:ilvl w:val="0"/>
+          <w:numId w:val="1"/>
+        </w:numPr>
+      </w:pPr>
+      <w:r>
+        <w:t xml:space="preserve">-&gt; mit dem </w:t>
+      </w:r>
+      <w:proofErr w:type="spellStart"/>
+      <w:r>
+        <w:t>szenario</w:t>
+      </w:r>
+      <w:proofErr w:type="spellEnd"/>
+      <w:r>
+        <w:t xml:space="preserve"> wurden verschiedene Modelle betrachtet</w:t>
+      </w:r>
+      <w:r>
+        <w:t xml:space="preserve"> mit verschiedenen </w:t>
+      </w:r>
+      <w:proofErr w:type="spellStart"/>
+      <w:r>
+        <w:t>Onjection</w:t>
+      </w:r>
+      <w:proofErr w:type="spellEnd"/>
+      <w:r>
+        <w:t xml:space="preserve"> </w:t>
+      </w:r>
+      <w:proofErr w:type="spellStart"/>
+      <w:r>
+        <w:t>locations</w:t>
+      </w:r>
+      <w:proofErr w:type="spellEnd"/>
+    </w:p>
+    <w:p>
+      <w:pPr>
+        <w:pStyle w:val="Listenabsatz"/>
+        <w:numPr>
+          <w:ilvl w:val="0"/>
+          <w:numId w:val="1"/>
+        </w:numPr>
+      </w:pPr>
+      <w:r>
+        <w:t xml:space="preserve">Basiert auf dem Dual </w:t>
+      </w:r>
+      <w:proofErr w:type="spellStart"/>
+      <w:r>
+        <w:t>Objective</w:t>
+      </w:r>
+      <w:proofErr w:type="spellEnd"/>
+      <w:r>
+        <w:t xml:space="preserve"> Prinzip</w:t>
+      </w:r>
+      <w:r>
+        <w:t xml:space="preserve">, wodurch ein </w:t>
+      </w:r>
+      <w:proofErr w:type="spellStart"/>
+      <w:r>
+        <w:t>Angreif</w:t>
+      </w:r>
+      <w:proofErr w:type="spellEnd"/>
+      <w:r>
+        <w:t xml:space="preserve"> nur erfolgreich </w:t>
+      </w:r>
+      <w:proofErr w:type="gramStart"/>
+      <w:r>
+        <w:t>ist</w:t>
+      </w:r>
+      <w:proofErr w:type="gramEnd"/>
+      <w:r>
+        <w:t xml:space="preserve"> wenn zwei Bedingungen erfüllt werden</w:t>
+      </w:r>
+      <w:r>
+        <w:t>:</w:t>
+      </w:r>
+    </w:p>
+    <w:p>
+      <w:pPr>
+        <w:pStyle w:val="Listenabsatz"/>
+        <w:numPr>
+          <w:ilvl w:val="1"/>
+          <w:numId w:val="1"/>
+        </w:numPr>
+      </w:pPr>
+      <w:r>
+        <w:t>Schädliche Aktion: Der Agent führt eine vom Angreifer gewünschte Aktion aus (z. B. das Löschen von Daten oder das Senden vertraulicher Informationen).</w:t>
+      </w:r>
+    </w:p>
+    <w:p>
+      <w:pPr>
+        <w:pStyle w:val="Listenabsatz"/>
+        <w:numPr>
+          <w:ilvl w:val="1"/>
+          <w:numId w:val="1"/>
+        </w:numPr>
+      </w:pPr>
+      <w:r>
+        <w:t>Verschleierung (Concealment): Der Agent lässt in seiner finalen Antwort an den Nutzer keinerlei Anzeichen für die Manipulation erkennen. Er liefert stattdessen eine plausible, unverdächtige Erklärung für sein Handeln</w:t>
       </w:r>
     </w:p>
     <w:p/>
     <w:p>
       <w:pPr>
+        <w:rPr>
+          <w:lang w:val="en-US"/>
+        </w:rPr>
+      </w:pPr>
+      <w:hyperlink r:id="rId20" w:history="1">
+        <w:proofErr w:type="spellStart"/>
+        <w:r>
+          <w:rPr>
+            <w:rStyle w:val="Hyperlink"/>
+            <w:lang w:val="en-US"/>
+          </w:rPr>
+          <w:t>EchoLeak</w:t>
+        </w:r>
+        <w:proofErr w:type="spellEnd"/>
+        <w:r>
+          <w:rPr>
+            <w:rStyle w:val="Hyperlink"/>
+            <w:lang w:val="en-US"/>
+          </w:rPr>
+          <w:t>: The First Real-World Zero-Click Prompt Injection Exploit in a Production LLM System</w:t>
+        </w:r>
+      </w:hyperlink>
+    </w:p>
+    <w:p>
+      <w:pPr>
+        <w:rPr>
+          <w:lang w:val="en-US"/>
+        </w:rPr>
+      </w:pPr>
+    </w:p>
+    <w:p>
+      <w:pPr>
         <w:pStyle w:val="Listenabsatz"/>
         <w:numPr>
           <w:ilvl w:val="0"/>
           <w:numId w:val="1"/>
         </w:numPr>
-      </w:pPr>
-      <w:r>
-        <w:t xml:space="preserve">Threat Modell: Es wird ein </w:t>
+        <w:rPr>
+          <w:lang w:val="en-US"/>
+        </w:rPr>
+      </w:pPr>
+      <w:r>
+        <w:rPr>
+          <w:lang w:val="en-US"/>
+        </w:rPr>
+        <w:t xml:space="preserve">Echo Leak Angriff </w:t>
+      </w:r>
+    </w:p>
+    <w:p>
+      <w:pPr>
+        <w:pStyle w:val="Listenabsatz"/>
+        <w:numPr>
+          <w:ilvl w:val="0"/>
+          <w:numId w:val="1"/>
+        </w:numPr>
+      </w:pPr>
+      <w:r>
+        <w:t xml:space="preserve">Erste Zero-Click Prompt </w:t>
+      </w:r>
+      <w:proofErr w:type="spellStart"/>
+      <w:r>
+        <w:t>Injection</w:t>
+      </w:r>
+      <w:proofErr w:type="spellEnd"/>
+      <w:r>
+        <w:t xml:space="preserve"> Ang</w:t>
+      </w:r>
+      <w:r>
+        <w:t xml:space="preserve">riff in einem </w:t>
       </w:r>
       <w:proofErr w:type="gramStart"/>
       <w:r>
-        <w:t>Angreifer betrachtet</w:t>
+        <w:t>LLM System</w:t>
       </w:r>
       <w:proofErr w:type="gramEnd"/>
       <w:r>
-        <w:t xml:space="preserve"> der eine Externe Quelle </w:t>
-      </w:r>
-      <w:proofErr w:type="gramStart"/>
-      <w:r>
-        <w:t>besitzt</w:t>
-      </w:r>
-      <w:proofErr w:type="gramEnd"/>
-      <w:r>
-        <w:t xml:space="preserve"> die er manipuliert</w:t>
+        <w:t xml:space="preserve"> (Microsoft </w:t>
+      </w:r>
+      <w:proofErr w:type="spellStart"/>
+      <w:r>
+        <w:t>Copolit</w:t>
+      </w:r>
+      <w:proofErr w:type="spellEnd"/>
+      <w:r>
+        <w:t>)</w:t>
       </w:r>
     </w:p>
     <w:p>
@@ -4367,136 +4532,15 @@
         </w:numPr>
       </w:pPr>
       <w:r>
-        <w:t>Jedes Szenario führt eine multi-turn Konversation durch</w:t>
-      </w:r>
-      <w:r>
-        <w:t xml:space="preserve"> mit einem </w:t>
-      </w:r>
-      <w:proofErr w:type="spellStart"/>
-      <w:r>
-        <w:t>inejction</w:t>
-      </w:r>
-      <w:proofErr w:type="spellEnd"/>
-      <w:r>
-        <w:t xml:space="preserve"> </w:t>
-      </w:r>
-      <w:proofErr w:type="spellStart"/>
-      <w:r>
-        <w:t>point</w:t>
-      </w:r>
-      <w:proofErr w:type="spellEnd"/>
-      <w:r>
-        <w:t xml:space="preserve"> für die bösartigen daten</w:t>
-      </w:r>
-    </w:p>
-    <w:p>
-      <w:pPr>
-        <w:pStyle w:val="Listenabsatz"/>
-        <w:numPr>
-          <w:ilvl w:val="0"/>
-          <w:numId w:val="1"/>
-        </w:numPr>
-      </w:pPr>
-      <w:r>
-        <w:t xml:space="preserve">-&gt; mit dem </w:t>
-      </w:r>
-      <w:proofErr w:type="spellStart"/>
-      <w:r>
-        <w:t>szenario</w:t>
-      </w:r>
-      <w:proofErr w:type="spellEnd"/>
-      <w:r>
-        <w:t xml:space="preserve"> wurden verschiedene Modelle betrachtet</w:t>
-      </w:r>
-      <w:r>
-        <w:t xml:space="preserve"> mit verschiedenen </w:t>
-      </w:r>
-      <w:proofErr w:type="spellStart"/>
-      <w:r>
-        <w:t>Onjection</w:t>
-      </w:r>
-      <w:proofErr w:type="spellEnd"/>
-      <w:r>
-        <w:t xml:space="preserve"> </w:t>
-      </w:r>
-      <w:proofErr w:type="spellStart"/>
-      <w:r>
-        <w:t>locations</w:t>
-      </w:r>
-      <w:proofErr w:type="spellEnd"/>
-    </w:p>
-    <w:p>
-      <w:pPr>
-        <w:pStyle w:val="Listenabsatz"/>
-        <w:numPr>
-          <w:ilvl w:val="0"/>
-          <w:numId w:val="1"/>
-        </w:numPr>
-      </w:pPr>
-      <w:r>
-        <w:t xml:space="preserve">Basiert auf dem Dual </w:t>
-      </w:r>
-      <w:proofErr w:type="spellStart"/>
-      <w:r>
-        <w:t>Objective</w:t>
-      </w:r>
-      <w:proofErr w:type="spellEnd"/>
-      <w:r>
-        <w:t xml:space="preserve"> Prinzip</w:t>
-      </w:r>
-      <w:r>
-        <w:t xml:space="preserve">, wodurch ein </w:t>
-      </w:r>
-      <w:proofErr w:type="spellStart"/>
-      <w:r>
-        <w:t>Angreif</w:t>
-      </w:r>
-      <w:proofErr w:type="spellEnd"/>
-      <w:r>
-        <w:t xml:space="preserve"> nur erfolgreich </w:t>
-      </w:r>
-      <w:proofErr w:type="gramStart"/>
-      <w:r>
-        <w:t>ist</w:t>
-      </w:r>
-      <w:proofErr w:type="gramEnd"/>
-      <w:r>
-        <w:t xml:space="preserve"> wenn zwei Bedingungen erfüllt werden</w:t>
-      </w:r>
-      <w:r>
-        <w:t>:</w:t>
-      </w:r>
-    </w:p>
-    <w:p>
-      <w:pPr>
-        <w:pStyle w:val="Listenabsatz"/>
-        <w:numPr>
-          <w:ilvl w:val="1"/>
-          <w:numId w:val="1"/>
-        </w:numPr>
-      </w:pPr>
-      <w:r>
-        <w:t>Schädliche Aktion: Der Agent führt eine vom Angreifer gewünschte Aktion aus (z. B. das Löschen von Daten oder das Senden vertraulicher Informationen).</w:t>
-      </w:r>
-    </w:p>
-    <w:p>
-      <w:pPr>
-        <w:pStyle w:val="Listenabsatz"/>
-        <w:numPr>
-          <w:ilvl w:val="1"/>
-          <w:numId w:val="1"/>
-        </w:numPr>
-      </w:pPr>
-      <w:r>
-        <w:t>Verschleierung (</w:t>
-      </w:r>
-      <w:proofErr w:type="spellStart"/>
-      <w:r>
-        <w:t>Concealment</w:t>
-      </w:r>
-      <w:proofErr w:type="spellEnd"/>
-      <w:r>
-        <w:t>): Der Agent lässt in seiner finalen Antwort an den Nutzer keinerlei Anzeichen für die Manipulation erkennen. Er liefert stattdessen eine plausible, unverdächtige Erklärung für sein Handeln</w:t>
+        <w:t xml:space="preserve">Injektion über eine präparierte E-Mail -&gt; </w:t>
+      </w:r>
+      <w:proofErr w:type="spellStart"/>
+      <w:r>
+        <w:t>umgehung</w:t>
+      </w:r>
+      <w:proofErr w:type="spellEnd"/>
+      <w:r>
+        <w:t xml:space="preserve"> des XPIA-Filters</w:t>
       </w:r>
     </w:p>
     <w:p/>
@@ -4506,130 +4550,7 @@
           <w:lang w:val="en-US"/>
         </w:rPr>
       </w:pPr>
-      <w:r>
-        <w:fldChar w:fldCharType="begin"/>
-      </w:r>
-      <w:r>
-        <w:rPr>
-          <w:lang w:val="en-US"/>
-        </w:rPr>
-        <w:instrText>HYPERLINK "https://arxiv.org/pdf/2509.10540"</w:instrText>
-      </w:r>
-      <w:r>
-        <w:fldChar w:fldCharType="separate"/>
-      </w:r>
-      <w:proofErr w:type="spellStart"/>
-      <w:r>
-        <w:rPr>
-          <w:rStyle w:val="Hyperlink"/>
-          <w:lang w:val="en-US"/>
-        </w:rPr>
-        <w:t>EchoLeak</w:t>
-      </w:r>
-      <w:proofErr w:type="spellEnd"/>
-      <w:r>
-        <w:rPr>
-          <w:rStyle w:val="Hyperlink"/>
-          <w:lang w:val="en-US"/>
-        </w:rPr>
-        <w:t>: The First Real-World Zero-Click Prompt Injection Exploit in a Production LLM System</w:t>
-      </w:r>
-      <w:r>
-        <w:fldChar w:fldCharType="end"/>
-      </w:r>
-    </w:p>
-    <w:p>
-      <w:pPr>
-        <w:rPr>
-          <w:lang w:val="en-US"/>
-        </w:rPr>
-      </w:pPr>
-    </w:p>
-    <w:p>
-      <w:pPr>
-        <w:pStyle w:val="Listenabsatz"/>
-        <w:numPr>
-          <w:ilvl w:val="0"/>
-          <w:numId w:val="1"/>
-        </w:numPr>
-        <w:rPr>
-          <w:lang w:val="en-US"/>
-        </w:rPr>
-      </w:pPr>
-      <w:r>
-        <w:rPr>
-          <w:lang w:val="en-US"/>
-        </w:rPr>
-        <w:t xml:space="preserve">Echo Leak Angriff </w:t>
-      </w:r>
-    </w:p>
-    <w:p>
-      <w:pPr>
-        <w:pStyle w:val="Listenabsatz"/>
-        <w:numPr>
-          <w:ilvl w:val="0"/>
-          <w:numId w:val="1"/>
-        </w:numPr>
-      </w:pPr>
-      <w:r>
-        <w:t xml:space="preserve">Erste Zero-Click Prompt </w:t>
-      </w:r>
-      <w:proofErr w:type="spellStart"/>
-      <w:r>
-        <w:t>Injection</w:t>
-      </w:r>
-      <w:proofErr w:type="spellEnd"/>
-      <w:r>
-        <w:t xml:space="preserve"> Ang</w:t>
-      </w:r>
-      <w:r>
-        <w:t xml:space="preserve">riff in einem </w:t>
-      </w:r>
-      <w:proofErr w:type="gramStart"/>
-      <w:r>
-        <w:t>LLM System</w:t>
-      </w:r>
-      <w:proofErr w:type="gramEnd"/>
-      <w:r>
-        <w:t xml:space="preserve"> (Microsoft </w:t>
-      </w:r>
-      <w:proofErr w:type="spellStart"/>
-      <w:r>
-        <w:t>Copolit</w:t>
-      </w:r>
-      <w:proofErr w:type="spellEnd"/>
-      <w:r>
-        <w:t>)</w:t>
-      </w:r>
-    </w:p>
-    <w:p>
-      <w:pPr>
-        <w:pStyle w:val="Listenabsatz"/>
-        <w:numPr>
-          <w:ilvl w:val="0"/>
-          <w:numId w:val="1"/>
-        </w:numPr>
-      </w:pPr>
-      <w:r>
-        <w:t xml:space="preserve">Injektion über eine präparierte E-Mail -&gt; </w:t>
-      </w:r>
-      <w:proofErr w:type="spellStart"/>
-      <w:r>
-        <w:t>umgehung</w:t>
-      </w:r>
-      <w:proofErr w:type="spellEnd"/>
-      <w:r>
-        <w:t xml:space="preserve"> des XPIA-Filters</w:t>
-      </w:r>
-    </w:p>
-    <w:p/>
-    <w:p>
-      <w:pPr>
-        <w:rPr>
-          <w:lang w:val="en-US"/>
-        </w:rPr>
-      </w:pPr>
-      <w:hyperlink r:id="rId15" w:history="1">
+      <w:hyperlink r:id="rId21" w:history="1">
         <w:proofErr w:type="spellStart"/>
         <w:r>
           <w:rPr>
@@ -4694,28 +4615,15 @@
           <w:lang w:val="en-US"/>
         </w:rPr>
       </w:pPr>
-      <w:r>
-        <w:fldChar w:fldCharType="begin"/>
-      </w:r>
-      <w:r>
-        <w:rPr>
-          <w:lang w:val="en-US"/>
-        </w:rPr>
-        <w:instrText>HYPERLINK "https://www.preprints.org/manuscript/202511.0088/v1/download"</w:instrText>
-      </w:r>
-      <w:r>
-        <w:fldChar w:fldCharType="separate"/>
-      </w:r>
-      <w:r>
-        <w:rPr>
-          <w:rStyle w:val="Hyperlink"/>
-          <w:lang w:val="en-US"/>
-        </w:rPr>
-        <w:t>preprints.org/manuscript/202511.0088/v1/download</w:t>
-      </w:r>
-      <w:r>
-        <w:fldChar w:fldCharType="end"/>
-      </w:r>
+      <w:hyperlink r:id="rId22" w:history="1">
+        <w:r>
+          <w:rPr>
+            <w:rStyle w:val="Hyperlink"/>
+            <w:lang w:val="en-US"/>
+          </w:rPr>
+          <w:t>preprints.org/manuscript/202511.0088/v1/download</w:t>
+        </w:r>
+      </w:hyperlink>
     </w:p>
     <w:p>
       <w:pPr>
@@ -4818,7 +4726,7 @@
       <w:proofErr w:type="spellEnd"/>
     </w:p>
     <w:p>
-      <w:hyperlink r:id="rId16" w:history="1">
+      <w:hyperlink r:id="rId23" w:history="1">
         <w:r>
           <w:rPr>
             <w:rStyle w:val="Hyperlink"/>
@@ -4863,7 +4771,7 @@
           <w:lang w:val="en-US"/>
         </w:rPr>
       </w:pPr>
-      <w:hyperlink r:id="rId17" w:history="1">
+      <w:hyperlink r:id="rId24" w:history="1">
         <w:r>
           <w:rPr>
             <w:rStyle w:val="Hyperlink"/>
@@ -4879,7 +4787,7 @@
           <w:lang w:val="en-US"/>
         </w:rPr>
       </w:pPr>
-      <w:hyperlink r:id="rId18" w:history="1">
+      <w:hyperlink r:id="rId25" w:history="1">
         <w:r>
           <w:rPr>
             <w:rStyle w:val="Hyperlink"/>
@@ -4904,9 +4812,9 @@
       </w:pPr>
     </w:p>
     <w:sectPr>
-      <w:footerReference w:type="even" r:id="rId19"/>
-      <w:footerReference w:type="default" r:id="rId20"/>
-      <w:footerReference w:type="first" r:id="rId21"/>
+      <w:footerReference w:type="even" r:id="rId26"/>
+      <w:footerReference w:type="default" r:id="rId27"/>
+      <w:footerReference w:type="first" r:id="rId28"/>
       <w:pgSz w:w="11906" w:h="16838"/>
       <w:pgMar w:top="1417" w:right="1417" w:bottom="1134" w:left="1417" w:header="708" w:footer="708" w:gutter="0"/>
       <w:cols w:space="708"/>
@@ -4917,7 +4825,7 @@
 </file>
 
 <file path=word/endnotes.xml><?xml version="1.0" encoding="utf-8"?>
-<w:endnotes xmlns:wpc="http://schemas.microsoft.com/office/word/2010/wordprocessingCanvas" xmlns:cx="http://schemas.microsoft.com/office/drawing/2014/chartex" xmlns:cx1="http://schemas.microsoft.com/office/drawing/2015/9/8/chartex" xmlns:cx2="http://schemas.microsoft.com/office/drawing/2015/10/21/chartex" xmlns:cx3="http://schemas.microsoft.com/office/drawing/2016/5/9/chartex" xmlns:cx4="http://schemas.microsoft.com/office/drawing/2016/5/10/chartex" xmlns:cx5="http://schemas.microsoft.com/office/drawing/2016/5/11/chartex" xmlns:cx6="http://schemas.microsoft.com/office/drawing/2016/5/12/chartex" xmlns:cx7="http://schemas.microsoft.com/office/drawing/2016/5/13/chartex" xmlns:cx8="http://schemas.microsoft.com/office/drawing/2016/5/14/chartex" xmlns:mc="http://schemas.openxmlformats.org/markup-compatibility/2006" xmlns:aink="http://schemas.microsoft.com/office/drawing/2016/ink" xmlns:am3d="http://schemas.microsoft.com/office/drawing/2017/model3d" xmlns:o="urn:schemas-microsoft-com:office:office" xmlns:oel="http://schemas.microsoft.com/office/2019/extlst" xmlns:r="http://schemas.openxmlformats.org/officeDocument/2006/relationships" xmlns:m="http://schemas.openxmlformats.org/officeDocument/2006/math" xmlns:v="urn:schemas-microsoft-com:vml" xmlns:wp14="http://schemas.microsoft.com/office/word/2010/wordprocessingDrawing" xmlns:wp="http://schemas.openxmlformats.org/drawingml/2006/wordprocessingDrawing" xmlns:w10="urn:schemas-microsoft-com:office:word" xmlns:w="http://schemas.openxmlformats.org/wordprocessingml/2006/main" xmlns:w14="http://schemas.microsoft.com/office/word/2010/wordml" xmlns:w15="http://schemas.microsoft.com/office/word/2012/wordml" xmlns:w16cex="http://schemas.microsoft.com/office/word/2018/wordml/cex" xmlns:w16cid="http://schemas.microsoft.com/office/word/2016/wordml/cid" xmlns:w16="http://schemas.microsoft.com/office/word/2018/wordml" xmlns:w16du="http://schemas.microsoft.com/office/word/2023/wordml/word16du" xmlns:w16sdtdh="http://schemas.microsoft.com/office/word/2020/wordml/sdtdatahash" xmlns:w16sdtfl="http://schemas.microsoft.com/office/word/2024/wordml/sdtformatlock" xmlns:w16se="http://schemas.microsoft.com/office/word/2015/wordml/symex" xmlns:wpg="http://schemas.microsoft.com/office/word/2010/wordprocessingGroup" xmlns:wpi="http://schemas.microsoft.com/office/word/2010/wordprocessingInk" xmlns:wne="http://schemas.microsoft.com/office/word/2006/wordml" xmlns:wps="http://schemas.microsoft.com/office/word/2010/wordprocessingShape" mc:Ignorable="w14 w15 w16se w16cid w16 w16cex w16sdtdh w16sdtfl w16du wp14">
+<w:endnotes xmlns:wpc="http://schemas.microsoft.com/office/word/2010/wordprocessingCanvas" xmlns:cx="http://schemas.microsoft.com/office/drawing/2014/chartex" xmlns:cx1="http://schemas.microsoft.com/office/drawing/2015/9/8/chartex" xmlns:cx2="http://schemas.microsoft.com/office/drawing/2015/10/21/chartex" xmlns:cx3="http://schemas.microsoft.com/office/drawing/2016/5/9/chartex" xmlns:cx4="http://schemas.microsoft.com/office/drawing/2016/5/10/chartex" xmlns:cx5="http://schemas.microsoft.com/office/drawing/2016/5/11/chartex" xmlns:cx6="http://schemas.microsoft.com/office/drawing/2016/5/12/chartex" xmlns:cx7="http://schemas.microsoft.com/office/drawing/2016/5/13/chartex" xmlns:cx8="http://schemas.microsoft.com/office/drawing/2016/5/14/chartex" xmlns:mc="http://schemas.openxmlformats.org/markup-compatibility/2006" xmlns:aink="http://schemas.microsoft.com/office/drawing/2016/ink" xmlns:am3d="http://schemas.microsoft.com/office/drawing/2017/model3d" xmlns:o="urn:schemas-microsoft-com:office:office" xmlns:oel="http://schemas.microsoft.com/office/2019/extlst" xmlns:r="http://schemas.openxmlformats.org/officeDocument/2006/relationships" xmlns:m="http://schemas.openxmlformats.org/officeDocument/2006/math" xmlns:v="urn:schemas-microsoft-com:vml" xmlns:wp14="http://schemas.microsoft.com/office/word/2010/wordprocessingDrawing" xmlns:wp="http://schemas.openxmlformats.org/drawingml/2006/wordprocessingDrawing" xmlns:w10="urn:schemas-microsoft-com:office:word" xmlns:w="http://schemas.openxmlformats.org/wordprocessingml/2006/main" xmlns:w14="http://schemas.microsoft.com/office/word/2010/wordml" xmlns:w15="http://schemas.microsoft.com/office/word/2012/wordml" xmlns:w16cei="http://schemas.microsoft.com/office/word/2026/wordml/cei" xmlns:w16cex="http://schemas.microsoft.com/office/word/2018/wordml/cex" xmlns:w16cid="http://schemas.microsoft.com/office/word/2016/wordml/cid" xmlns:w16="http://schemas.microsoft.com/office/word/2018/wordml" xmlns:w16du="http://schemas.microsoft.com/office/word/2023/wordml/word16du" xmlns:w16sdtdh="http://schemas.microsoft.com/office/word/2020/wordml/sdtdatahash" xmlns:w16sdtfl="http://schemas.microsoft.com/office/word/2024/wordml/sdtformatlock" xmlns:w16se="http://schemas.microsoft.com/office/word/2015/wordml/symex" xmlns:wpg="http://schemas.microsoft.com/office/word/2010/wordprocessingGroup" xmlns:wpi="http://schemas.microsoft.com/office/word/2010/wordprocessingInk" xmlns:wne="http://schemas.microsoft.com/office/word/2006/wordml" xmlns:wps="http://schemas.microsoft.com/office/word/2010/wordprocessingShape" mc:Ignorable="w14 w15 w16se w16cid w16 w16cex w16sdtdh w16sdtfl w16du wp14">
   <w:endnote w:type="separator" w:id="-1">
     <w:p>
       <w:pPr>
@@ -4942,7 +4850,7 @@
 </file>
 
 <file path=word/footer1.xml><?xml version="1.0" encoding="utf-8"?>
-<w:ftr xmlns:wpc="http://schemas.microsoft.com/office/word/2010/wordprocessingCanvas" xmlns:cx="http://schemas.microsoft.com/office/drawing/2014/chartex" xmlns:cx1="http://schemas.microsoft.com/office/drawing/2015/9/8/chartex" xmlns:cx2="http://schemas.microsoft.com/office/drawing/2015/10/21/chartex" xmlns:cx3="http://schemas.microsoft.com/office/drawing/2016/5/9/chartex" xmlns:cx4="http://schemas.microsoft.com/office/drawing/2016/5/10/chartex" xmlns:cx5="http://schemas.microsoft.com/office/drawing/2016/5/11/chartex" xmlns:cx6="http://schemas.microsoft.com/office/drawing/2016/5/12/chartex" xmlns:cx7="http://schemas.microsoft.com/office/drawing/2016/5/13/chartex" xmlns:cx8="http://schemas.microsoft.com/office/drawing/2016/5/14/chartex" xmlns:mc="http://schemas.openxmlformats.org/markup-compatibility/2006" xmlns:aink="http://schemas.microsoft.com/office/drawing/2016/ink" xmlns:am3d="http://schemas.microsoft.com/office/drawing/2017/model3d" xmlns:o="urn:schemas-microsoft-com:office:office" xmlns:oel="http://schemas.microsoft.com/office/2019/extlst" xmlns:r="http://schemas.openxmlformats.org/officeDocument/2006/relationships" xmlns:m="http://schemas.openxmlformats.org/officeDocument/2006/math" xmlns:v="urn:schemas-microsoft-com:vml" xmlns:wp14="http://schemas.microsoft.com/office/word/2010/wordprocessingDrawing" xmlns:wp="http://schemas.openxmlformats.org/drawingml/2006/wordprocessingDrawing" xmlns:w10="urn:schemas-microsoft-com:office:word" xmlns:w="http://schemas.openxmlformats.org/wordprocessingml/2006/main" xmlns:w14="http://schemas.microsoft.com/office/word/2010/wordml" xmlns:w15="http://schemas.microsoft.com/office/word/2012/wordml" xmlns:w16cex="http://schemas.microsoft.com/office/word/2018/wordml/cex" xmlns:w16cid="http://schemas.microsoft.com/office/word/2016/wordml/cid" xmlns:w16="http://schemas.microsoft.com/office/word/2018/wordml" xmlns:w16du="http://schemas.microsoft.com/office/word/2023/wordml/word16du" xmlns:w16sdtdh="http://schemas.microsoft.com/office/word/2020/wordml/sdtdatahash" xmlns:w16sdtfl="http://schemas.microsoft.com/office/word/2024/wordml/sdtformatlock" xmlns:w16se="http://schemas.microsoft.com/office/word/2015/wordml/symex" xmlns:wpg="http://schemas.microsoft.com/office/word/2010/wordprocessingGroup" xmlns:wpi="http://schemas.microsoft.com/office/word/2010/wordprocessingInk" xmlns:wne="http://schemas.microsoft.com/office/word/2006/wordml" xmlns:wps="http://schemas.microsoft.com/office/word/2010/wordprocessingShape" mc:Ignorable="w14 w15 w16se w16cid w16 w16cex w16sdtdh w16sdtfl w16du wp14">
+<w:ftr xmlns:wpc="http://schemas.microsoft.com/office/word/2010/wordprocessingCanvas" xmlns:cx="http://schemas.microsoft.com/office/drawing/2014/chartex" xmlns:cx1="http://schemas.microsoft.com/office/drawing/2015/9/8/chartex" xmlns:cx2="http://schemas.microsoft.com/office/drawing/2015/10/21/chartex" xmlns:cx3="http://schemas.microsoft.com/office/drawing/2016/5/9/chartex" xmlns:cx4="http://schemas.microsoft.com/office/drawing/2016/5/10/chartex" xmlns:cx5="http://schemas.microsoft.com/office/drawing/2016/5/11/chartex" xmlns:cx6="http://schemas.microsoft.com/office/drawing/2016/5/12/chartex" xmlns:cx7="http://schemas.microsoft.com/office/drawing/2016/5/13/chartex" xmlns:cx8="http://schemas.microsoft.com/office/drawing/2016/5/14/chartex" xmlns:mc="http://schemas.openxmlformats.org/markup-compatibility/2006" xmlns:aink="http://schemas.microsoft.com/office/drawing/2016/ink" xmlns:am3d="http://schemas.microsoft.com/office/drawing/2017/model3d" xmlns:o="urn:schemas-microsoft-com:office:office" xmlns:oel="http://schemas.microsoft.com/office/2019/extlst" xmlns:r="http://schemas.openxmlformats.org/officeDocument/2006/relationships" xmlns:m="http://schemas.openxmlformats.org/officeDocument/2006/math" xmlns:v="urn:schemas-microsoft-com:vml" xmlns:wp14="http://schemas.microsoft.com/office/word/2010/wordprocessingDrawing" xmlns:wp="http://schemas.openxmlformats.org/drawingml/2006/wordprocessingDrawing" xmlns:w10="urn:schemas-microsoft-com:office:word" xmlns:w="http://schemas.openxmlformats.org/wordprocessingml/2006/main" xmlns:w14="http://schemas.microsoft.com/office/word/2010/wordml" xmlns:w15="http://schemas.microsoft.com/office/word/2012/wordml" xmlns:w16cei="http://schemas.microsoft.com/office/word/2026/wordml/cei" xmlns:w16cex="http://schemas.microsoft.com/office/word/2018/wordml/cex" xmlns:w16cid="http://schemas.microsoft.com/office/word/2016/wordml/cid" xmlns:w16="http://schemas.microsoft.com/office/word/2018/wordml" xmlns:w16du="http://schemas.microsoft.com/office/word/2023/wordml/word16du" xmlns:w16sdtdh="http://schemas.microsoft.com/office/word/2020/wordml/sdtdatahash" xmlns:w16sdtfl="http://schemas.microsoft.com/office/word/2024/wordml/sdtformatlock" xmlns:w16se="http://schemas.microsoft.com/office/word/2015/wordml/symex" xmlns:wpg="http://schemas.microsoft.com/office/word/2010/wordprocessingGroup" xmlns:wpi="http://schemas.microsoft.com/office/word/2010/wordprocessingInk" xmlns:wne="http://schemas.microsoft.com/office/word/2006/wordml" xmlns:wps="http://schemas.microsoft.com/office/word/2010/wordprocessingShape" mc:Ignorable="w14 w15 w16se w16cid w16 w16cex w16sdtdh w16sdtfl w16du wp14">
   <w:p>
     <w:pPr>
       <w:pStyle w:val="Fuzeile"/>
@@ -5072,7 +4980,7 @@
 </file>
 
 <file path=word/footer2.xml><?xml version="1.0" encoding="utf-8"?>
-<w:ftr xmlns:wpc="http://schemas.microsoft.com/office/word/2010/wordprocessingCanvas" xmlns:cx="http://schemas.microsoft.com/office/drawing/2014/chartex" xmlns:cx1="http://schemas.microsoft.com/office/drawing/2015/9/8/chartex" xmlns:cx2="http://schemas.microsoft.com/office/drawing/2015/10/21/chartex" xmlns:cx3="http://schemas.microsoft.com/office/drawing/2016/5/9/chartex" xmlns:cx4="http://schemas.microsoft.com/office/drawing/2016/5/10/chartex" xmlns:cx5="http://schemas.microsoft.com/office/drawing/2016/5/11/chartex" xmlns:cx6="http://schemas.microsoft.com/office/drawing/2016/5/12/chartex" xmlns:cx7="http://schemas.microsoft.com/office/drawing/2016/5/13/chartex" xmlns:cx8="http://schemas.microsoft.com/office/drawing/2016/5/14/chartex" xmlns:mc="http://schemas.openxmlformats.org/markup-compatibility/2006" xmlns:aink="http://schemas.microsoft.com/office/drawing/2016/ink" xmlns:am3d="http://schemas.microsoft.com/office/drawing/2017/model3d" xmlns:o="urn:schemas-microsoft-com:office:office" xmlns:oel="http://schemas.microsoft.com/office/2019/extlst" xmlns:r="http://schemas.openxmlformats.org/officeDocument/2006/relationships" xmlns:m="http://schemas.openxmlformats.org/officeDocument/2006/math" xmlns:v="urn:schemas-microsoft-com:vml" xmlns:wp14="http://schemas.microsoft.com/office/word/2010/wordprocessingDrawing" xmlns:wp="http://schemas.openxmlformats.org/drawingml/2006/wordprocessingDrawing" xmlns:w10="urn:schemas-microsoft-com:office:word" xmlns:w="http://schemas.openxmlformats.org/wordprocessingml/2006/main" xmlns:w14="http://schemas.microsoft.com/office/word/2010/wordml" xmlns:w15="http://schemas.microsoft.com/office/word/2012/wordml" xmlns:w16cex="http://schemas.microsoft.com/office/word/2018/wordml/cex" xmlns:w16cid="http://schemas.microsoft.com/office/word/2016/wordml/cid" xmlns:w16="http://schemas.microsoft.com/office/word/2018/wordml" xmlns:w16du="http://schemas.microsoft.com/office/word/2023/wordml/word16du" xmlns:w16sdtdh="http://schemas.microsoft.com/office/word/2020/wordml/sdtdatahash" xmlns:w16sdtfl="http://schemas.microsoft.com/office/word/2024/wordml/sdtformatlock" xmlns:w16se="http://schemas.microsoft.com/office/word/2015/wordml/symex" xmlns:wpg="http://schemas.microsoft.com/office/word/2010/wordprocessingGroup" xmlns:wpi="http://schemas.microsoft.com/office/word/2010/wordprocessingInk" xmlns:wne="http://schemas.microsoft.com/office/word/2006/wordml" xmlns:wps="http://schemas.microsoft.com/office/word/2010/wordprocessingShape" mc:Ignorable="w14 w15 w16se w16cid w16 w16cex w16sdtdh w16sdtfl w16du wp14">
+<w:ftr xmlns:wpc="http://schemas.microsoft.com/office/word/2010/wordprocessingCanvas" xmlns:cx="http://schemas.microsoft.com/office/drawing/2014/chartex" xmlns:cx1="http://schemas.microsoft.com/office/drawing/2015/9/8/chartex" xmlns:cx2="http://schemas.microsoft.com/office/drawing/2015/10/21/chartex" xmlns:cx3="http://schemas.microsoft.com/office/drawing/2016/5/9/chartex" xmlns:cx4="http://schemas.microsoft.com/office/drawing/2016/5/10/chartex" xmlns:cx5="http://schemas.microsoft.com/office/drawing/2016/5/11/chartex" xmlns:cx6="http://schemas.microsoft.com/office/drawing/2016/5/12/chartex" xmlns:cx7="http://schemas.microsoft.com/office/drawing/2016/5/13/chartex" xmlns:cx8="http://schemas.microsoft.com/office/drawing/2016/5/14/chartex" xmlns:mc="http://schemas.openxmlformats.org/markup-compatibility/2006" xmlns:aink="http://schemas.microsoft.com/office/drawing/2016/ink" xmlns:am3d="http://schemas.microsoft.com/office/drawing/2017/model3d" xmlns:o="urn:schemas-microsoft-com:office:office" xmlns:oel="http://schemas.microsoft.com/office/2019/extlst" xmlns:r="http://schemas.openxmlformats.org/officeDocument/2006/relationships" xmlns:m="http://schemas.openxmlformats.org/officeDocument/2006/math" xmlns:v="urn:schemas-microsoft-com:vml" xmlns:wp14="http://schemas.microsoft.com/office/word/2010/wordprocessingDrawing" xmlns:wp="http://schemas.openxmlformats.org/drawingml/2006/wordprocessingDrawing" xmlns:w10="urn:schemas-microsoft-com:office:word" xmlns:w="http://schemas.openxmlformats.org/wordprocessingml/2006/main" xmlns:w14="http://schemas.microsoft.com/office/word/2010/wordml" xmlns:w15="http://schemas.microsoft.com/office/word/2012/wordml" xmlns:w16cei="http://schemas.microsoft.com/office/word/2026/wordml/cei" xmlns:w16cex="http://schemas.microsoft.com/office/word/2018/wordml/cex" xmlns:w16cid="http://schemas.microsoft.com/office/word/2016/wordml/cid" xmlns:w16="http://schemas.microsoft.com/office/word/2018/wordml" xmlns:w16du="http://schemas.microsoft.com/office/word/2023/wordml/word16du" xmlns:w16sdtdh="http://schemas.microsoft.com/office/word/2020/wordml/sdtdatahash" xmlns:w16sdtfl="http://schemas.microsoft.com/office/word/2024/wordml/sdtformatlock" xmlns:w16se="http://schemas.microsoft.com/office/word/2015/wordml/symex" xmlns:wpg="http://schemas.microsoft.com/office/word/2010/wordprocessingGroup" xmlns:wpi="http://schemas.microsoft.com/office/word/2010/wordprocessingInk" xmlns:wne="http://schemas.microsoft.com/office/word/2006/wordml" xmlns:wps="http://schemas.microsoft.com/office/word/2010/wordprocessingShape" mc:Ignorable="w14 w15 w16se w16cid w16 w16cex w16sdtdh w16sdtfl w16du wp14">
   <w:p>
     <w:pPr>
       <w:pStyle w:val="Fuzeile"/>
@@ -5202,7 +5110,7 @@
 </file>
 
 <file path=word/footer3.xml><?xml version="1.0" encoding="utf-8"?>
-<w:ftr xmlns:wpc="http://schemas.microsoft.com/office/word/2010/wordprocessingCanvas" xmlns:cx="http://schemas.microsoft.com/office/drawing/2014/chartex" xmlns:cx1="http://schemas.microsoft.com/office/drawing/2015/9/8/chartex" xmlns:cx2="http://schemas.microsoft.com/office/drawing/2015/10/21/chartex" xmlns:cx3="http://schemas.microsoft.com/office/drawing/2016/5/9/chartex" xmlns:cx4="http://schemas.microsoft.com/office/drawing/2016/5/10/chartex" xmlns:cx5="http://schemas.microsoft.com/office/drawing/2016/5/11/chartex" xmlns:cx6="http://schemas.microsoft.com/office/drawing/2016/5/12/chartex" xmlns:cx7="http://schemas.microsoft.com/office/drawing/2016/5/13/chartex" xmlns:cx8="http://schemas.microsoft.com/office/drawing/2016/5/14/chartex" xmlns:mc="http://schemas.openxmlformats.org/markup-compatibility/2006" xmlns:aink="http://schemas.microsoft.com/office/drawing/2016/ink" xmlns:am3d="http://schemas.microsoft.com/office/drawing/2017/model3d" xmlns:o="urn:schemas-microsoft-com:office:office" xmlns:oel="http://schemas.microsoft.com/office/2019/extlst" xmlns:r="http://schemas.openxmlformats.org/officeDocument/2006/relationships" xmlns:m="http://schemas.openxmlformats.org/officeDocument/2006/math" xmlns:v="urn:schemas-microsoft-com:vml" xmlns:wp14="http://schemas.microsoft.com/office/word/2010/wordprocessingDrawing" xmlns:wp="http://schemas.openxmlformats.org/drawingml/2006/wordprocessingDrawing" xmlns:w10="urn:schemas-microsoft-com:office:word" xmlns:w="http://schemas.openxmlformats.org/wordprocessingml/2006/main" xmlns:w14="http://schemas.microsoft.com/office/word/2010/wordml" xmlns:w15="http://schemas.microsoft.com/office/word/2012/wordml" xmlns:w16cex="http://schemas.microsoft.com/office/word/2018/wordml/cex" xmlns:w16cid="http://schemas.microsoft.com/office/word/2016/wordml/cid" xmlns:w16="http://schemas.microsoft.com/office/word/2018/wordml" xmlns:w16du="http://schemas.microsoft.com/office/word/2023/wordml/word16du" xmlns:w16sdtdh="http://schemas.microsoft.com/office/word/2020/wordml/sdtdatahash" xmlns:w16sdtfl="http://schemas.microsoft.com/office/word/2024/wordml/sdtformatlock" xmlns:w16se="http://schemas.microsoft.com/office/word/2015/wordml/symex" xmlns:wpg="http://schemas.microsoft.com/office/word/2010/wordprocessingGroup" xmlns:wpi="http://schemas.microsoft.com/office/word/2010/wordprocessingInk" xmlns:wne="http://schemas.microsoft.com/office/word/2006/wordml" xmlns:wps="http://schemas.microsoft.com/office/word/2010/wordprocessingShape" mc:Ignorable="w14 w15 w16se w16cid w16 w16cex w16sdtdh w16sdtfl w16du wp14">
+<w:ftr xmlns:wpc="http://schemas.microsoft.com/office/word/2010/wordprocessingCanvas" xmlns:cx="http://schemas.microsoft.com/office/drawing/2014/chartex" xmlns:cx1="http://schemas.microsoft.com/office/drawing/2015/9/8/chartex" xmlns:cx2="http://schemas.microsoft.com/office/drawing/2015/10/21/chartex" xmlns:cx3="http://schemas.microsoft.com/office/drawing/2016/5/9/chartex" xmlns:cx4="http://schemas.microsoft.com/office/drawing/2016/5/10/chartex" xmlns:cx5="http://schemas.microsoft.com/office/drawing/2016/5/11/chartex" xmlns:cx6="http://schemas.microsoft.com/office/drawing/2016/5/12/chartex" xmlns:cx7="http://schemas.microsoft.com/office/drawing/2016/5/13/chartex" xmlns:cx8="http://schemas.microsoft.com/office/drawing/2016/5/14/chartex" xmlns:mc="http://schemas.openxmlformats.org/markup-compatibility/2006" xmlns:aink="http://schemas.microsoft.com/office/drawing/2016/ink" xmlns:am3d="http://schemas.microsoft.com/office/drawing/2017/model3d" xmlns:o="urn:schemas-microsoft-com:office:office" xmlns:oel="http://schemas.microsoft.com/office/2019/extlst" xmlns:r="http://schemas.openxmlformats.org/officeDocument/2006/relationships" xmlns:m="http://schemas.openxmlformats.org/officeDocument/2006/math" xmlns:v="urn:schemas-microsoft-com:vml" xmlns:wp14="http://schemas.microsoft.com/office/word/2010/wordprocessingDrawing" xmlns:wp="http://schemas.openxmlformats.org/drawingml/2006/wordprocessingDrawing" xmlns:w10="urn:schemas-microsoft-com:office:word" xmlns:w="http://schemas.openxmlformats.org/wordprocessingml/2006/main" xmlns:w14="http://schemas.microsoft.com/office/word/2010/wordml" xmlns:w15="http://schemas.microsoft.com/office/word/2012/wordml" xmlns:w16cei="http://schemas.microsoft.com/office/word/2026/wordml/cei" xmlns:w16cex="http://schemas.microsoft.com/office/word/2018/wordml/cex" xmlns:w16cid="http://schemas.microsoft.com/office/word/2016/wordml/cid" xmlns:w16="http://schemas.microsoft.com/office/word/2018/wordml" xmlns:w16du="http://schemas.microsoft.com/office/word/2023/wordml/word16du" xmlns:w16sdtdh="http://schemas.microsoft.com/office/word/2020/wordml/sdtdatahash" xmlns:w16sdtfl="http://schemas.microsoft.com/office/word/2024/wordml/sdtformatlock" xmlns:w16se="http://schemas.microsoft.com/office/word/2015/wordml/symex" xmlns:wpg="http://schemas.microsoft.com/office/word/2010/wordprocessingGroup" xmlns:wpi="http://schemas.microsoft.com/office/word/2010/wordprocessingInk" xmlns:wne="http://schemas.microsoft.com/office/word/2006/wordml" xmlns:wps="http://schemas.microsoft.com/office/word/2010/wordprocessingShape" mc:Ignorable="w14 w15 w16se w16cid w16 w16cex w16sdtdh w16sdtfl w16du wp14">
   <w:p>
     <w:pPr>
       <w:pStyle w:val="Fuzeile"/>
@@ -5332,7 +5240,7 @@
 </file>
 
 <file path=word/footnotes.xml><?xml version="1.0" encoding="utf-8"?>
-<w:footnotes xmlns:wpc="http://schemas.microsoft.com/office/word/2010/wordprocessingCanvas" xmlns:cx="http://schemas.microsoft.com/office/drawing/2014/chartex" xmlns:cx1="http://schemas.microsoft.com/office/drawing/2015/9/8/chartex" xmlns:cx2="http://schemas.microsoft.com/office/drawing/2015/10/21/chartex" xmlns:cx3="http://schemas.microsoft.com/office/drawing/2016/5/9/chartex" xmlns:cx4="http://schemas.microsoft.com/office/drawing/2016/5/10/chartex" xmlns:cx5="http://schemas.microsoft.com/office/drawing/2016/5/11/chartex" xmlns:cx6="http://schemas.microsoft.com/office/drawing/2016/5/12/chartex" xmlns:cx7="http://schemas.microsoft.com/office/drawing/2016/5/13/chartex" xmlns:cx8="http://schemas.microsoft.com/office/drawing/2016/5/14/chartex" xmlns:mc="http://schemas.openxmlformats.org/markup-compatibility/2006" xmlns:aink="http://schemas.microsoft.com/office/drawing/2016/ink" xmlns:am3d="http://schemas.microsoft.com/office/drawing/2017/model3d" xmlns:o="urn:schemas-microsoft-com:office:office" xmlns:oel="http://schemas.microsoft.com/office/2019/extlst" xmlns:r="http://schemas.openxmlformats.org/officeDocument/2006/relationships" xmlns:m="http://schemas.openxmlformats.org/officeDocument/2006/math" xmlns:v="urn:schemas-microsoft-com:vml" xmlns:wp14="http://schemas.microsoft.com/office/word/2010/wordprocessingDrawing" xmlns:wp="http://schemas.openxmlformats.org/drawingml/2006/wordprocessingDrawing" xmlns:w10="urn:schemas-microsoft-com:office:word" xmlns:w="http://schemas.openxmlformats.org/wordprocessingml/2006/main" xmlns:w14="http://schemas.microsoft.com/office/word/2010/wordml" xmlns:w15="http://schemas.microsoft.com/office/word/2012/wordml" xmlns:w16cex="http://schemas.microsoft.com/office/word/2018/wordml/cex" xmlns:w16cid="http://schemas.microsoft.com/office/word/2016/wordml/cid" xmlns:w16="http://schemas.microsoft.com/office/word/2018/wordml" xmlns:w16du="http://schemas.microsoft.com/office/word/2023/wordml/word16du" xmlns:w16sdtdh="http://schemas.microsoft.com/office/word/2020/wordml/sdtdatahash" xmlns:w16sdtfl="http://schemas.microsoft.com/office/word/2024/wordml/sdtformatlock" xmlns:w16se="http://schemas.microsoft.com/office/word/2015/wordml/symex" xmlns:wpg="http://schemas.microsoft.com/office/word/2010/wordprocessingGroup" xmlns:wpi="http://schemas.microsoft.com/office/word/2010/wordprocessingInk" xmlns:wne="http://schemas.microsoft.com/office/word/2006/wordml" xmlns:wps="http://schemas.microsoft.com/office/word/2010/wordprocessingShape" mc:Ignorable="w14 w15 w16se w16cid w16 w16cex w16sdtdh w16sdtfl w16du wp14">
+<w:footnotes xmlns:wpc="http://schemas.microsoft.com/office/word/2010/wordprocessingCanvas" xmlns:cx="http://schemas.microsoft.com/office/drawing/2014/chartex" xmlns:cx1="http://schemas.microsoft.com/office/drawing/2015/9/8/chartex" xmlns:cx2="http://schemas.microsoft.com/office/drawing/2015/10/21/chartex" xmlns:cx3="http://schemas.microsoft.com/office/drawing/2016/5/9/chartex" xmlns:cx4="http://schemas.microsoft.com/office/drawing/2016/5/10/chartex" xmlns:cx5="http://schemas.microsoft.com/office/drawing/2016/5/11/chartex" xmlns:cx6="http://schemas.microsoft.com/office/drawing/2016/5/12/chartex" xmlns:cx7="http://schemas.microsoft.com/office/drawing/2016/5/13/chartex" xmlns:cx8="http://schemas.microsoft.com/office/drawing/2016/5/14/chartex" xmlns:mc="http://schemas.openxmlformats.org/markup-compatibility/2006" xmlns:aink="http://schemas.microsoft.com/office/drawing/2016/ink" xmlns:am3d="http://schemas.microsoft.com/office/drawing/2017/model3d" xmlns:o="urn:schemas-microsoft-com:office:office" xmlns:oel="http://schemas.microsoft.com/office/2019/extlst" xmlns:r="http://schemas.openxmlformats.org/officeDocument/2006/relationships" xmlns:m="http://schemas.openxmlformats.org/officeDocument/2006/math" xmlns:v="urn:schemas-microsoft-com:vml" xmlns:wp14="http://schemas.microsoft.com/office/word/2010/wordprocessingDrawing" xmlns:wp="http://schemas.openxmlformats.org/drawingml/2006/wordprocessingDrawing" xmlns:w10="urn:schemas-microsoft-com:office:word" xmlns:w="http://schemas.openxmlformats.org/wordprocessingml/2006/main" xmlns:w14="http://schemas.microsoft.com/office/word/2010/wordml" xmlns:w15="http://schemas.microsoft.com/office/word/2012/wordml" xmlns:w16cei="http://schemas.microsoft.com/office/word/2026/wordml/cei" xmlns:w16cex="http://schemas.microsoft.com/office/word/2018/wordml/cex" xmlns:w16cid="http://schemas.microsoft.com/office/word/2016/wordml/cid" xmlns:w16="http://schemas.microsoft.com/office/word/2018/wordml" xmlns:w16du="http://schemas.microsoft.com/office/word/2023/wordml/word16du" xmlns:w16sdtdh="http://schemas.microsoft.com/office/word/2020/wordml/sdtdatahash" xmlns:w16sdtfl="http://schemas.microsoft.com/office/word/2024/wordml/sdtformatlock" xmlns:w16se="http://schemas.microsoft.com/office/word/2015/wordml/symex" xmlns:wpg="http://schemas.microsoft.com/office/word/2010/wordprocessingGroup" xmlns:wpi="http://schemas.microsoft.com/office/word/2010/wordprocessingInk" xmlns:wne="http://schemas.microsoft.com/office/word/2006/wordml" xmlns:wps="http://schemas.microsoft.com/office/word/2010/wordprocessingShape" mc:Ignorable="w14 w15 w16se w16cid w16 w16cex w16sdtdh w16sdtfl w16du wp14">
   <w:footnote w:type="separator" w:id="-1">
     <w:p>
       <w:pPr>
@@ -5357,7 +5265,7 @@
 </file>
 
 <file path=word/numbering.xml><?xml version="1.0" encoding="utf-8"?>
-<w:numbering xmlns:wpc="http://schemas.microsoft.com/office/word/2010/wordprocessingCanvas" xmlns:cx="http://schemas.microsoft.com/office/drawing/2014/chartex" xmlns:cx1="http://schemas.microsoft.com/office/drawing/2015/9/8/chartex" xmlns:cx2="http://schemas.microsoft.com/office/drawing/2015/10/21/chartex" xmlns:cx3="http://schemas.microsoft.com/office/drawing/2016/5/9/chartex" xmlns:cx4="http://schemas.microsoft.com/office/drawing/2016/5/10/chartex" xmlns:cx5="http://schemas.microsoft.com/office/drawing/2016/5/11/chartex" xmlns:cx6="http://schemas.microsoft.com/office/drawing/2016/5/12/chartex" xmlns:cx7="http://schemas.microsoft.com/office/drawing/2016/5/13/chartex" xmlns:cx8="http://schemas.microsoft.com/office/drawing/2016/5/14/chartex" xmlns:mc="http://schemas.openxmlformats.org/markup-compatibility/2006" xmlns:aink="http://schemas.microsoft.com/office/drawing/2016/ink" xmlns:am3d="http://schemas.microsoft.com/office/drawing/2017/model3d" xmlns:o="urn:schemas-microsoft-com:office:office" xmlns:oel="http://schemas.microsoft.com/office/2019/extlst" xmlns:r="http://schemas.openxmlformats.org/officeDocument/2006/relationships" xmlns:m="http://schemas.openxmlformats.org/officeDocument/2006/math" xmlns:v="urn:schemas-microsoft-com:vml" xmlns:wp14="http://schemas.microsoft.com/office/word/2010/wordprocessingDrawing" xmlns:wp="http://schemas.openxmlformats.org/drawingml/2006/wordprocessingDrawing" xmlns:w10="urn:schemas-microsoft-com:office:word" xmlns:w="http://schemas.openxmlformats.org/wordprocessingml/2006/main" xmlns:w14="http://schemas.microsoft.com/office/word/2010/wordml" xmlns:w15="http://schemas.microsoft.com/office/word/2012/wordml" xmlns:w16cex="http://schemas.microsoft.com/office/word/2018/wordml/cex" xmlns:w16cid="http://schemas.microsoft.com/office/word/2016/wordml/cid" xmlns:w16="http://schemas.microsoft.com/office/word/2018/wordml" xmlns:w16du="http://schemas.microsoft.com/office/word/2023/wordml/word16du" xmlns:w16sdtdh="http://schemas.microsoft.com/office/word/2020/wordml/sdtdatahash" xmlns:w16sdtfl="http://schemas.microsoft.com/office/word/2024/wordml/sdtformatlock" xmlns:w16se="http://schemas.microsoft.com/office/word/2015/wordml/symex" xmlns:wpg="http://schemas.microsoft.com/office/word/2010/wordprocessingGroup" xmlns:wpi="http://schemas.microsoft.com/office/word/2010/wordprocessingInk" xmlns:wne="http://schemas.microsoft.com/office/word/2006/wordml" xmlns:wps="http://schemas.microsoft.com/office/word/2010/wordprocessingShape" mc:Ignorable="w14 w15 w16se w16cid w16 w16cex w16sdtdh w16sdtfl w16du wp14">
+<w:numbering xmlns:wpc="http://schemas.microsoft.com/office/word/2010/wordprocessingCanvas" xmlns:cx="http://schemas.microsoft.com/office/drawing/2014/chartex" xmlns:cx1="http://schemas.microsoft.com/office/drawing/2015/9/8/chartex" xmlns:cx2="http://schemas.microsoft.com/office/drawing/2015/10/21/chartex" xmlns:cx3="http://schemas.microsoft.com/office/drawing/2016/5/9/chartex" xmlns:cx4="http://schemas.microsoft.com/office/drawing/2016/5/10/chartex" xmlns:cx5="http://schemas.microsoft.com/office/drawing/2016/5/11/chartex" xmlns:cx6="http://schemas.microsoft.com/office/drawing/2016/5/12/chartex" xmlns:cx7="http://schemas.microsoft.com/office/drawing/2016/5/13/chartex" xmlns:cx8="http://schemas.microsoft.com/office/drawing/2016/5/14/chartex" xmlns:mc="http://schemas.openxmlformats.org/markup-compatibility/2006" xmlns:aink="http://schemas.microsoft.com/office/drawing/2016/ink" xmlns:am3d="http://schemas.microsoft.com/office/drawing/2017/model3d" xmlns:o="urn:schemas-microsoft-com:office:office" xmlns:oel="http://schemas.microsoft.com/office/2019/extlst" xmlns:r="http://schemas.openxmlformats.org/officeDocument/2006/relationships" xmlns:m="http://schemas.openxmlformats.org/officeDocument/2006/math" xmlns:v="urn:schemas-microsoft-com:vml" xmlns:wp14="http://schemas.microsoft.com/office/word/2010/wordprocessingDrawing" xmlns:wp="http://schemas.openxmlformats.org/drawingml/2006/wordprocessingDrawing" xmlns:w10="urn:schemas-microsoft-com:office:word" xmlns:w="http://schemas.openxmlformats.org/wordprocessingml/2006/main" xmlns:w14="http://schemas.microsoft.com/office/word/2010/wordml" xmlns:w15="http://schemas.microsoft.com/office/word/2012/wordml" xmlns:w16cei="http://schemas.microsoft.com/office/word/2026/wordml/cei" xmlns:w16cex="http://schemas.microsoft.com/office/word/2018/wordml/cex" xmlns:w16cid="http://schemas.microsoft.com/office/word/2016/wordml/cid" xmlns:w16="http://schemas.microsoft.com/office/word/2018/wordml" xmlns:w16du="http://schemas.microsoft.com/office/word/2023/wordml/word16du" xmlns:w16sdtdh="http://schemas.microsoft.com/office/word/2020/wordml/sdtdatahash" xmlns:w16sdtfl="http://schemas.microsoft.com/office/word/2024/wordml/sdtformatlock" xmlns:w16se="http://schemas.microsoft.com/office/word/2015/wordml/symex" xmlns:wpg="http://schemas.microsoft.com/office/word/2010/wordprocessingGroup" xmlns:wpi="http://schemas.microsoft.com/office/word/2010/wordprocessingInk" xmlns:wne="http://schemas.microsoft.com/office/word/2006/wordml" xmlns:wps="http://schemas.microsoft.com/office/word/2010/wordprocessingShape" mc:Ignorable="w14 w15 w16se w16cid w16 w16cex w16sdtdh w16sdtfl w16du wp14">
   <w:abstractNum w:abstractNumId="0" w15:restartNumberingAfterBreak="0">
     <w:nsid w:val="1A491D4E"/>
     <w:multiLevelType w:val="multilevel"/>
